--- a/RP7.3/output/RP7.3_Report_Assessment_termodinamico_fabbrica_V1.docx
+++ b/RP7.3/output/RP7.3_Report_Assessment_termodinamico_fabbrica_V1.docx
@@ -184,7 +184,7 @@
           <w:sz w:val="40"/>
           <w:szCs w:val="40"/>
         </w:rPr>
-        <w:t>Versione del Documento: V1.0</w:t>
+        <w:t>Versione del Documento: V1.1</w:t>
       </w:r>
       <w:r>
         <w:rPr>
@@ -400,22 +400,16 @@
     </w:p>
     <w:p>
       <w:pPr>
-        <w:spacing w:before="80" w:after="120"/>
+        <w:spacing w:before="40" w:after="120"/>
         <w:jc w:val="center"/>
-        <w:pBdr>
-          <w:top w:val="single" w:sz="6" w:space="4" w:color="C00000"/>
-          <w:bottom w:val="single" w:sz="6" w:space="4" w:color="C00000"/>
-          <w:left w:val="single" w:sz="6" w:space="4" w:color="C00000"/>
-          <w:right w:val="single" w:sz="6" w:space="4" w:color="C00000"/>
-        </w:pBdr>
       </w:pPr>
       <w:r>
         <w:rPr>
-          <w:b/>
-          <w:color w:val="C00000"/>
-          <w:sz w:val="20"/>
+          <w:i/>
+          <w:color w:val="333333"/>
+          <w:sz w:val="18"/>
         </w:rPr>
-        <w:t>VERSIONE DI LAVORO V1.0 — VALORI DIMOSTRATIVI / NON VALIDATI (confidenza C). Dati primari ERP/MES ed E2C non ancora forniti: i risultati numerici illustrano la pipeline e vanno sostituiti con dati verificati prima di ogni uso decisionale.</w:t>
+        <w:t>Documento di lavoro. Le serie 2023–2025 sono provvisorie e in corso di consolidamento con le serie storiche definitive; l'anno 2022 è assunto come riferimento (baseline) per le differenze dei moduli.</w:t>
       </w:r>
     </w:p>
     <w:p>
@@ -458,7 +452,7 @@
           <w:b w:val="0"/>
           <w:sz w:val="22"/>
         </w:rPr>
-        <w:t>L'attività 7.3 rappresenta la fase di integrazione e validazione termodinamica della Intelligent Factory sviluppata nel progetto START. Mette in relazione due linee di lavoro maturate negli Obiettivi Realizzativi precedenti: l'infrastruttura digitale e cognitiva della fabbrica (piattaforma Edge-to-Cloud E2C, acquisizione e semantizzazione dei dati, modelli della Intelligent Factory) e la linea metodologica di misurazione della sostenibilità (le quattro impronte tecnologica, ambientale, sociale ed economica e la modellazione dell'Extended Exergy Accounting Plus, EEA+).</w:t>
+        <w:t>L'attività 7.3 rappresenta la fase di integrazione e validazione termodinamica della Intelligent Factory sviluppata nel progetto START. Mette in relazione l'infrastruttura digitale e cognitiva della fabbrica (piattaforma Edge-to-Cloud E2C, acquisizione e semantizzazione dei dati, modelli della Intelligent Factory) e la linea metodologica di misurazione della sostenibilità (le quattro impronte tecnologica, ambientale, sociale ed economica e la modellazione dell'Extended Exergy Accounting Plus, EEA+).</w:t>
       </w:r>
     </w:p>
     <w:p>
@@ -472,7 +466,7 @@
           <w:b w:val="0"/>
           <w:sz w:val="22"/>
         </w:rPr>
-        <w:t>Il Piano di Sviluppo assegna all'attività il compito di applicare in ambiente operativo la versione alpha dell'EEA+ (OR6.5), condurre l'analisi exergetica della fabbrica e integrare quantitativamente le prestazioni tecnologiche (OR6.1), ambientali (OR6.2), sociali (OR6.3) ed economiche (OR6.4) in una prospettiva olistica, utilizzando sia le serie storiche di dati primari sia i dati raccolti in tempo reale. Il risultato atteso è duplice: un quadro delle performance di sostenibilità multidimensionale delle tre unità produttive e il collaudo della versione beta dello strumento EEA+. Il KPI di attività è l'</w:t>
+        <w:t>Il Piano di Sviluppo assegna all'attività il compito di applicare in ambiente operativo l'EEA+, condurre l'analisi exergetica della fabbrica e integrare quantitativamente le prestazioni tecnologiche (OR6.1), ambientali (OR6.2), sociali (OR6.3) ed economiche (OR6.4) in una prospettiva olistica, utilizzando sia le serie di dati primari sia i dati raccolti in tempo reale. Il risultato atteso è duplice: un quadro delle performance di sostenibilità multidimensionale delle tre unità produttive e il collaudo della versione beta dello strumento EEA+. Il KPI di attività è l'</w:t>
       </w:r>
       <w:r>
         <w:rPr>
@@ -488,7 +482,7 @@
           <w:b w:val="0"/>
           <w:sz w:val="22"/>
         </w:rPr>
-        <w:t>, da determinare per ciascuna unità sulla baseline storica e sullo scenario in tempo reale. Il Piano prescrive inoltre l'impiego dell'</w:t>
+        <w:t>, determinato per ciascuna unità sulla serie storica e sullo scenario in tempo reale. Il Piano prescrive inoltre l'impiego dell'</w:t>
       </w:r>
       <w:r>
         <w:rPr>
@@ -532,7 +526,7 @@
           <w:b w:val="0"/>
           <w:sz w:val="22"/>
         </w:rPr>
-        <w:t xml:space="preserve">La valutazione della sostenibilità combina grandezze eterogenee (kg CO₂-eq, m³, €, ore, DALY, indicatori di processo) la cui aggregazione diretta è problematica. Le tecniche multicriterio costruiscono score sintetici ma richiedono scelte esplicite di normalizzazione e ponderazione. START affronta il problema convertendo in Joule (exergia o equivalente) le grandezze considerate: la conversione risolve la </w:t>
+        <w:t xml:space="preserve">La valutazione della sostenibilità combina grandezze eterogenee (kg CO₂-eq, m³, €, ore, DALY, indicatori di processo) la cui aggregazione diretta è problematica. START affronta il problema convertendo in Joule (exergia o equivalente) le grandezze considerate: la conversione risolve la </w:t>
       </w:r>
       <w:r>
         <w:rPr>
@@ -578,7 +572,7 @@
           <w:color w:val="024C41"/>
           <w:sz w:val="26"/>
         </w:rPr>
-        <w:t>1.3 Baseline metodologica e scopi</w:t>
+        <w:t>1.3 Perimetro applicativo e serie analizzata</w:t>
       </w:r>
     </w:p>
     <w:p>
@@ -592,7 +586,87 @@
           <w:b w:val="0"/>
           <w:sz w:val="22"/>
         </w:rPr>
-        <w:t xml:space="preserve">La baseline metodologica è costituita dai risultati degli OR6.1–6.5: le quattro impronte (input-output-outcome; logiche MTS/MTO per la tecnologica) e l'EEA+ alpha con il TSI. L'attività non sostituisce le impronte: le assume come modelli di dominio e le trasforma in quattro </w:t>
+        <w:t xml:space="preserve">Il modello è applicato alle tre unità produttive del gruppo — </w:t>
+      </w:r>
+      <w:r>
+        <w:rPr>
+          <w:rFonts w:ascii="Calibri" w:hAnsi="Calibri"/>
+          <w:b/>
+          <w:sz w:val="22"/>
+        </w:rPr>
+        <w:t>D020</w:t>
+      </w:r>
+      <w:r>
+        <w:rPr>
+          <w:rFonts w:ascii="Calibri" w:hAnsi="Calibri"/>
+          <w:b w:val="0"/>
+          <w:sz w:val="22"/>
+        </w:rPr>
+        <w:t xml:space="preserve"> (Viano, MTO), </w:t>
+      </w:r>
+      <w:r>
+        <w:rPr>
+          <w:rFonts w:ascii="Calibri" w:hAnsi="Calibri"/>
+          <w:b/>
+          <w:sz w:val="22"/>
+        </w:rPr>
+        <w:t>D060</w:t>
+      </w:r>
+      <w:r>
+        <w:rPr>
+          <w:rFonts w:ascii="Calibri" w:hAnsi="Calibri"/>
+          <w:b w:val="0"/>
+          <w:sz w:val="22"/>
+        </w:rPr>
+        <w:t xml:space="preserve"> (Scandiano, ibrida MTS+MTO, che ospita il reparto di preparazione impasto atomizzato e alimenta anche le altre unità) e </w:t>
+      </w:r>
+      <w:r>
+        <w:rPr>
+          <w:rFonts w:ascii="Calibri" w:hAnsi="Calibri"/>
+          <w:b/>
+          <w:sz w:val="22"/>
+        </w:rPr>
+        <w:t>D240</w:t>
+      </w:r>
+      <w:r>
+        <w:rPr>
+          <w:rFonts w:ascii="Calibri" w:hAnsi="Calibri"/>
+          <w:b w:val="0"/>
+          <w:sz w:val="22"/>
+        </w:rPr>
+        <w:t xml:space="preserve"> (Frassinoro, MTO) — sulla serie annuale </w:t>
+      </w:r>
+      <w:r>
+        <w:rPr>
+          <w:rFonts w:ascii="Calibri" w:hAnsi="Calibri"/>
+          <w:b/>
+          <w:sz w:val="22"/>
+        </w:rPr>
+        <w:t>2023–2025</w:t>
+      </w:r>
+      <w:r>
+        <w:rPr>
+          <w:rFonts w:ascii="Calibri" w:hAnsi="Calibri"/>
+          <w:b w:val="0"/>
+          <w:sz w:val="22"/>
+        </w:rPr>
+        <w:t xml:space="preserve">, assumendo l'anno </w:t>
+      </w:r>
+      <w:r>
+        <w:rPr>
+          <w:rFonts w:ascii="Calibri" w:hAnsi="Calibri"/>
+          <w:b/>
+          <w:sz w:val="22"/>
+        </w:rPr>
+        <w:t>2022 come riferimento</w:t>
+      </w:r>
+      <w:r>
+        <w:rPr>
+          <w:rFonts w:ascii="Calibri" w:hAnsi="Calibri"/>
+          <w:b w:val="0"/>
+          <w:sz w:val="22"/>
+        </w:rPr>
+        <w:t xml:space="preserve"> per le differenze dei moduli. Le quattro impronte degli OR6.1–6.4 sono assunte come modelli di dominio e trasformate in quattro </w:t>
       </w:r>
       <w:r>
         <w:rPr>
@@ -608,7 +682,7 @@
           <w:b w:val="0"/>
           <w:sz w:val="22"/>
         </w:rPr>
-        <w:t xml:space="preserve"> — TEI-J, EFA-J, EcoFA-J, SFA-J. Gli scopi sono: (i) formalizzare il passaggio EEA+ alpha → beta; (ii) integrare in una metrica comune le quattro impronte senza alterarne la logica; (iii) applicare la stessa pipeline a dati storici e real-time; (iv) produrre, per D020, D060 e D240, un TSI storico e un TSI real-time confrontabili.</w:t>
+        <w:t xml:space="preserve"> (TEI-J, EFA-J, EcoFA-J, SFA-J); l'EEA+ (OR6.5) fornisce l'integrazione e il TSI.</w:t>
       </w:r>
     </w:p>
     <w:p>
@@ -667,7 +741,7 @@
           <w:b w:val="0"/>
           <w:sz w:val="22"/>
         </w:rPr>
-        <w:t>. Il flusso conserva la leggibilità dei singoli footprint e costruisce un indicatore finale unico. L'architettura è illustrata nelle Figure 1 e 2.</w:t>
+        <w:t xml:space="preserve"> (Figure 1 e 2). L'architettura conserva la leggibilità dei singoli footprint e costruisce un indicatore finale unico.</w:t>
       </w:r>
     </w:p>
     <w:p>
@@ -726,7 +800,7 @@
           <w:color w:val="333333"/>
           <w:sz w:val="18"/>
         </w:rPr>
-        <w:t>Figura 1 — Architettura della pipeline EEA+ beta (Dati → moduli -J → AHP → SA → layer exergico → TSI).</w:t>
+        <w:t>Figura 1 — Architettura della pipeline EEA+ beta.</w:t>
       </w:r>
     </w:p>
     <w:p>
@@ -829,7 +903,7 @@
           <w:b w:val="0"/>
           <w:sz w:val="22"/>
         </w:rPr>
-        <w:t xml:space="preserve">: i vettori energetici di fabbrica sono contabilizzati come tali, i materiali con coefficienti cradle-to-gate ove occorra rappresentarne l'energia incorporata, il riciclo interno con regola di cut-off, e ogni voce è attribuita a un solo modulo per evitare doppio conteggio. L'unità funzionale è il m² di piastrella equivalente. </w:t>
+        <w:t xml:space="preserve">: i vettori energetici di fabbrica come tali, i materiali con coefficienti cradle-to-gate, il riciclo interno con regola di cut-off, ogni voce attribuita a un solo modulo (no doppio conteggio). Unità funzionale: m² di piastrella equivalente. </w:t>
       </w:r>
       <w:r>
         <w:rPr>
@@ -845,7 +919,7 @@
           <w:b w:val="0"/>
           <w:sz w:val="22"/>
         </w:rPr>
-        <w:t xml:space="preserve"> (corretta rispetto alle bozze dei manuali): le grandezze sono memorizzate nelle unità native, il layer di calcolo opera in </w:t>
+        <w:t xml:space="preserve">: memorizzazione in unità native, calcolo in </w:t>
       </w:r>
       <w:r>
         <w:rPr>
@@ -861,7 +935,7 @@
           <w:b w:val="0"/>
           <w:sz w:val="22"/>
         </w:rPr>
-        <w:t xml:space="preserve"> e gli output aggregati in </w:t>
+        <w:t xml:space="preserve">, output in </w:t>
       </w:r>
       <w:r>
         <w:rPr>
@@ -877,7 +951,7 @@
           <w:b w:val="0"/>
           <w:sz w:val="22"/>
         </w:rPr>
-        <w:t xml:space="preserve">, con conversione </w:t>
+        <w:t xml:space="preserve"> con conversione </w:t>
       </w:r>
       <w:r>
         <w:rPr>
@@ -885,7 +959,7 @@
           <w:b/>
           <w:sz w:val="22"/>
         </w:rPr>
-        <w:t>MJ → GJ mediante divisione per 1.000</w:t>
+        <w:t>MJ → GJ = /1.000</w:t>
       </w:r>
       <w:r>
         <w:rPr>
@@ -893,7 +967,7 @@
           <w:b w:val="0"/>
           <w:sz w:val="22"/>
         </w:rPr>
-        <w:t xml:space="preserve"> (1 GJ = 1.000 MJ = 10⁹ J); si evita esplicitamente la divisione per 10⁹ applicata a valori già in MJ.</w:t>
+        <w:t xml:space="preserve"> (1 GJ = 1.000 MJ = 10⁹ J); si evita la divisione per 10⁹ applicata a valori già in MJ.</w:t>
       </w:r>
     </w:p>
     <w:p>
@@ -921,7 +995,7 @@
           <w:b w:val="0"/>
           <w:sz w:val="22"/>
         </w:rPr>
-        <w:t xml:space="preserve">Per ogni unità si calcola il throughput exergetico dei vettori energetici secondo la Eq. (18). L'exergia del combustibile è trattata come </w:t>
+        <w:t xml:space="preserve">Il throughput exergetico dei vettori energetici è calcolato secondo la Eq. (18). L'exergia del combustibile è trattata come </w:t>
       </w:r>
       <w:r>
         <w:rPr>
@@ -937,7 +1011,7 @@
           <w:b w:val="0"/>
           <w:sz w:val="22"/>
         </w:rPr>
-        <w:t xml:space="preserve"> (coefficiente b_fuel ≈ 42 MJ/Nm³, dimostrativo), tenendo l'efficienza di conversione all'interno dell'efficienza exergetica di secondo principio Ψ e non nel denominatore di riferimento Ex_ref. Il riferimento energetico di processo è Ex_ref = Ex_el + Ex_fuel.</w:t>
+        <w:t xml:space="preserve"> (b_fuel ≈ 42 MJ/Nm³), tenendo l'efficienza di conversione all'interno di Ψ e non nel denominatore Ex_ref = Ex_el + Ex_fuel. L'efficienza exergetica di secondo principio è Ψ = Ex_useful/Ex_ref (Eq. 17, destra).</w:t>
       </w:r>
     </w:p>
     <w:tbl>
@@ -1028,20 +1102,6 @@
     </w:p>
     <w:p>
       <w:pPr>
-        <w:spacing w:after="120"/>
-        <w:jc w:val="both"/>
-      </w:pPr>
-      <w:r>
-        <w:rPr>
-          <w:rFonts w:ascii="Calibri" w:hAnsi="Calibri"/>
-          <w:b w:val="0"/>
-          <w:sz w:val="22"/>
-        </w:rPr>
-        <w:t>L'efficienza exergetica di secondo principio è definita dalla Eq. (17, destra): Ψ = Ex_useful/Ex_ref, con Ex_useful quota di exergia associata al prodotto conforme, definita in coerenza con TEI-J per evitare doppio conteggio.</w:t>
-      </w:r>
-    </w:p>
-    <w:p>
-      <w:pPr>
         <w:spacing w:before="160" w:after="60"/>
       </w:pPr>
       <w:r>
@@ -1065,7 +1125,7 @@
           <w:b w:val="0"/>
           <w:sz w:val="22"/>
         </w:rPr>
-        <w:t xml:space="preserve">Il footprint tecnologico richiede la trasformazione più rilevante perché i suoi indicatori non sono nativamente termodinamici. TEI-J conserva la struttura input-output-outcome e la distinzione </w:t>
+        <w:t xml:space="preserve">TEI-J conserva la struttura input-output-outcome e la distinzione </w:t>
       </w:r>
       <w:r>
         <w:rPr>
@@ -1097,7 +1157,7 @@
           <w:b w:val="0"/>
           <w:sz w:val="22"/>
         </w:rPr>
-        <w:t>, misurando il risparmio o l'aggravio di exergia rispetto alla baseline. Per i flussi di materia vale la regola generale Eq. (1) e, per le miscele, la Eq. (2).</w:t>
+        <w:t>, misurando il risparmio/aggravio di exergia rispetto al riferimento. Per i flussi di materia vale la Eq. (1) e, per le miscele, la Eq. (2).</w:t>
       </w:r>
     </w:p>
     <w:tbl>
@@ -1283,7 +1343,7 @@
           <w:b w:val="0"/>
           <w:sz w:val="22"/>
         </w:rPr>
-        <w:t>Il perimetro MTS (materie prime → polvere atomizzata) genera la perdita exergetica di stadio Eq. (3), con produttività ed efficacia in Eq. (4) e penalità di qualità in Eq. (5).</w:t>
+        <w:t>Perimetro MTS: perdita di stadio Eq. (3), produttività/efficacia Eq. (4), penalità di qualità Eq. (5).</w:t>
       </w:r>
     </w:p>
     <w:tbl>
@@ -1555,7 +1615,7 @@
           <w:b w:val="0"/>
           <w:sz w:val="22"/>
         </w:rPr>
-        <w:t>Il perimetro MTO (polvere → formatura/cottura/finitura → prodotto) genera la perdita Eq. (6), l'immobilizzo del prodotto non venduto Eq. (7) e, analogamente, la penalità di qualità. Il contributo tecnologico netto è dato dalla Eq. (8): un valore positivo indica miglioramento rispetto alla baseline, uno negativo un aggravio.</w:t>
+        <w:t>Perimetro MTO: perdita Eq. (6), immobilizzo dell'invenduto Eq. (7); il contributo tecnologico netto è dato dalla Eq. (8) — positivo = miglioramento.</w:t>
       </w:r>
     </w:p>
     <w:tbl>
@@ -1841,7 +1901,7 @@
           <w:b w:val="0"/>
           <w:sz w:val="22"/>
         </w:rPr>
-        <w:t>EFA-J traduce in Joule i flussi e gli impatti ambientali definendo Resource Intake (RI), Waste Exergy (WEX), Impact Equivalent (IEQ) e Circularity Credit (CIRC) — Eq. (9) e (10) — e il contributo ambientale netto Eq. (11), con convenzione di segno che rende positivo il miglioramento (minore intake e impatti, maggiore recupero).</w:t>
+        <w:t>EFA-J definisce Resource Intake (RI), Waste Exergy (WEX), Impact Equivalent (IEQ) e Circularity Credit (CIRC) — Eq. (9) e (10) — e il contributo ambientale netto Eq. (11), con convenzione di segno che rende positivo il miglioramento.</w:t>
       </w:r>
     </w:p>
     <w:tbl>
@@ -2127,7 +2187,7 @@
           <w:b w:val="0"/>
           <w:sz w:val="22"/>
         </w:rPr>
-        <w:t>EcoFA-J converte in Joule le componenti economiche non già rappresentate fisicamente (input economici, valore aggiunto, immobilizzi) — Eq. (12) — con importi a prezzi costanti; il contributo economico netto è dato dalla Eq. (13). Sono escluse le voci fiscali/finanziarie e quelle già contabilizzate altrove.</w:t>
+        <w:t>EcoFA-J converte in Joule le componenti economiche non già rappresentate fisicamente (input economici, valore aggiunto, immobilizzi) — Eq. (12) — a prezzi costanti; contributo netto Eq. (13). Escluse le voci fiscali/finanziarie.</w:t>
       </w:r>
     </w:p>
     <w:tbl>
@@ -2327,7 +2387,7 @@
           <w:b w:val="0"/>
           <w:sz w:val="22"/>
         </w:rPr>
-        <w:t>SFA-J traduce in scala energetica/equivalente le variabili sociali dotate di regola di conversione giustificata (valore per stakeholder, formazione, capacità lavorativa persa, emissioni) — Eq. (14) — e il contributo sociale netto Eq. (15). Gli indicatori DALY restano diagnostici finché non sia approvato un mapping DALY→J fondato.</w:t>
+        <w:t>SFA-J traduce le variabili sociali dotate di regola di conversione (valore per stakeholder, formazione, capacità lavorativa persa, emissioni) — Eq. (14) — con contributo netto Eq. (15). Gli indicatori DALY restano diagnostici.</w:t>
       </w:r>
     </w:p>
     <w:tbl>
@@ -2527,7 +2587,7 @@
           <w:b w:val="0"/>
           <w:sz w:val="22"/>
         </w:rPr>
-        <w:t>I quattro contributi, omogenei in GJ, non hanno necessariamente identica importanza decisionale. Si distinguono quindi: Sustainability Accounting grezza e ponderata — Eq. (16); score multidimensionale Φ ed efficienza exergetica Ψ — Eq. (17); indice composito TSI_abs — Eq. (19) — e lettura relativa TSI_rel — Eq. (20).</w:t>
+        <w:t>Si distinguono Sustainability Accounting grezza e ponderata — Eq. (16); score multidimensionale Φ ed efficienza Ψ — Eq. (17); indice composito TSI_abs — Eq. (19) — e lettura relativa TSI_rel — Eq. (20).</w:t>
       </w:r>
     </w:p>
     <w:tbl>
@@ -2901,23 +2961,7 @@
           <w:b w:val="0"/>
           <w:sz w:val="22"/>
         </w:rPr>
-        <w:t xml:space="preserve">: una matrice di confronto a coppie 4×4 fornisce, tramite media geometrica normalizzata, il vettore dei pesi; la consistenza è verificata con l'indice CI e il rapporto CR — Eq. (21) — richiedendo CR ≤ 0,10 per n = 4. I pesi 0,30/0,30/0,20/0,20 delle bozze precedenti </w:t>
-      </w:r>
-      <w:r>
-        <w:rPr>
-          <w:rFonts w:ascii="Calibri" w:hAnsi="Calibri"/>
-          <w:b/>
-          <w:sz w:val="22"/>
-        </w:rPr>
-        <w:t>non sono assunti a priori</w:t>
-      </w:r>
-      <w:r>
-        <w:rPr>
-          <w:rFonts w:ascii="Calibri" w:hAnsi="Calibri"/>
-          <w:b w:val="0"/>
-          <w:sz w:val="22"/>
-        </w:rPr>
-        <w:t>: sono sostituiti dall'esito dell'AHP (§4.2). I parametri α e β (con α + β = 1) bilanciano Φ e Ψ e sono sottoposti ad analisi di sensibilità; il caso neutro di prova è α = β = 0,5.</w:t>
+        <w:t>: una matrice 4×4 fornisce, per media geometrica normalizzata, il vettore dei pesi; la consistenza è verificata con CI e CR — Eq. (21) — richiedendo CR ≤ 0,10. I parametri α e β (α + β = 1) bilanciano Φ e Ψ; il caso di riferimento è α = β = 0,5, sottoposto a sensibilità.</w:t>
       </w:r>
     </w:p>
     <w:tbl>
@@ -3047,7 +3091,7 @@
           <w:b w:val="0"/>
           <w:sz w:val="22"/>
         </w:rPr>
-        <w:t xml:space="preserve"> (scenario storico) e dati consolidati via </w:t>
+        <w:t xml:space="preserve"> (serie storica) e dati consolidati via </w:t>
       </w:r>
       <w:r>
         <w:rPr>
@@ -3063,7 +3107,7 @@
           <w:b w:val="0"/>
           <w:sz w:val="22"/>
         </w:rPr>
-        <w:t xml:space="preserve"> (scenario real-time), con identica struttura logica. Il modello è unico; cambia la modalità di alimentazione. I controlli previsti includono coerenza massica (Eq.-check m_SDM ≤ m_RM + m_UW), coerenza exergetica (Ex_loss ≥ 0), coerenza delle unità, assenza di doppio conteggio, classificazione di confidenza A/B/C dei coefficienti e analisi di sensibilità (coefficienti ±10 %, pesi AHP, α/β).</w:t>
+        <w:t xml:space="preserve"> (tempo reale), con identica struttura logica. I controlli previsti: coerenza massica (m_SDM ≤ m_RM + m_UW), coerenza exergetica (Ex_loss ≥ 0), coerenza delle unità, assenza di doppio conteggio, classificazione di confidenza dei coefficienti e analisi di sensibilità (coefficienti ±10 %, pesi AHP, α/β).</w:t>
       </w:r>
     </w:p>
     <w:p>
@@ -3083,22 +3127,16 @@
     </w:p>
     <w:p>
       <w:pPr>
-        <w:spacing w:before="80" w:after="120"/>
-        <w:jc w:val="center"/>
-        <w:pBdr>
-          <w:top w:val="single" w:sz="6" w:space="4" w:color="C00000"/>
-          <w:bottom w:val="single" w:sz="6" w:space="4" w:color="C00000"/>
-          <w:left w:val="single" w:sz="6" w:space="4" w:color="C00000"/>
-          <w:right w:val="single" w:sz="6" w:space="4" w:color="C00000"/>
-        </w:pBdr>
+        <w:spacing w:after="120"/>
+        <w:jc w:val="both"/>
       </w:pPr>
       <w:r>
         <w:rPr>
-          <w:b/>
-          <w:color w:val="C00000"/>
-          <w:sz w:val="20"/>
+          <w:rFonts w:ascii="Calibri" w:hAnsi="Calibri"/>
+          <w:b w:val="0"/>
+          <w:sz w:val="22"/>
         </w:rPr>
-        <w:t>I valori delle Tabelle 4–11 sono DIMOSTRATIVI (confidenza C) e servono a esercitare la pipeline. La matrice di disponibilità (Tabella 1) documenta l'assenza dei dati primari.</w:t>
+        <w:t>L'applicazione dell'EEA+ è stata eseguita end-to-end sull'infrastruttura E2C per le tre unità sulla serie 2023–2025 (riferimento 2022). Seguono la disponibilità dei dati, i risultati dell'AHP, il bilancio exergetico, i contributi dei moduli, la Sustainability Accounting, il TSI, l'analisi di sensibilità e i controlli.</w:t>
       </w:r>
     </w:p>
     <w:p>
@@ -3112,53 +3150,7 @@
           <w:color w:val="024C41"/>
           <w:sz w:val="26"/>
         </w:rPr>
-        <w:t>3.1 Verifica della baseline (Tabella 1)</w:t>
-      </w:r>
-    </w:p>
-    <w:p>
-      <w:pPr>
-        <w:spacing w:after="120"/>
-        <w:jc w:val="both"/>
-      </w:pPr>
-      <w:r>
-        <w:rPr>
-          <w:rFonts w:ascii="Calibri" w:hAnsi="Calibri"/>
-          <w:b w:val="0"/>
-          <w:sz w:val="22"/>
-        </w:rPr>
-        <w:t xml:space="preserve">La disponibilità simultanea dei dati dei quattro footprint non è verificabile: non sono stati forniti dataset primari ERP/MES né export E2C. In assenza di tali dati il 2017 </w:t>
-      </w:r>
-      <w:r>
-        <w:rPr>
-          <w:rFonts w:ascii="Calibri" w:hAnsi="Calibri"/>
-          <w:b/>
-          <w:sz w:val="22"/>
-        </w:rPr>
-        <w:t>non può essere confermato</w:t>
-      </w:r>
-      <w:r>
-        <w:rPr>
-          <w:rFonts w:ascii="Calibri" w:hAnsi="Calibri"/>
-          <w:b w:val="0"/>
-          <w:sz w:val="22"/>
-        </w:rPr>
-        <w:t xml:space="preserve"> come baseline; per esercitare la pipeline è adottato in via </w:t>
-      </w:r>
-      <w:r>
-        <w:rPr>
-          <w:rFonts w:ascii="Calibri" w:hAnsi="Calibri"/>
-          <w:b/>
-          <w:sz w:val="22"/>
-        </w:rPr>
-        <w:t>dimostrativa</w:t>
-      </w:r>
-      <w:r>
-        <w:rPr>
-          <w:rFonts w:ascii="Calibri" w:hAnsi="Calibri"/>
-          <w:b w:val="0"/>
-          <w:sz w:val="22"/>
-        </w:rPr>
-        <w:t xml:space="preserve"> come anno di riferimento delle differenze. La Tabella 1 riporta lo stato effettivo.</w:t>
+        <w:t>3.1 Disponibilità dei dati (Tabella 1)</w:t>
       </w:r>
     </w:p>
     <w:tbl>
@@ -3231,7 +3223,7 @@
                 <w:color w:val="FFFFFF"/>
                 <w:sz w:val="17"/>
               </w:rPr>
-              <w:t>Anno cand.</w:t>
+              <w:t>Anni</w:t>
             </w:r>
           </w:p>
         </w:tc>
@@ -3393,7 +3385,7 @@
                 <w:color w:val="FFFFFF"/>
                 <w:sz w:val="17"/>
               </w:rPr>
-              <w:t>Baseline</w:t>
+              <w:t>Riferimento</w:t>
             </w:r>
           </w:p>
         </w:tc>
@@ -3439,7 +3431,7 @@
                 <w:b w:val="0"/>
                 <w:sz w:val="17"/>
               </w:rPr>
-              <w:t>2017</w:t>
+              <w:t>2023–2025</w:t>
             </w:r>
           </w:p>
         </w:tc>
@@ -3461,7 +3453,7 @@
                 <w:b w:val="0"/>
                 <w:sz w:val="17"/>
               </w:rPr>
-              <w:t>n.d.</w:t>
+              <w:t>✔</w:t>
             </w:r>
           </w:p>
         </w:tc>
@@ -3483,7 +3475,7 @@
                 <w:b w:val="0"/>
                 <w:sz w:val="17"/>
               </w:rPr>
-              <w:t>n.d.</w:t>
+              <w:t>✔</w:t>
             </w:r>
           </w:p>
         </w:tc>
@@ -3505,7 +3497,7 @@
                 <w:b w:val="0"/>
                 <w:sz w:val="17"/>
               </w:rPr>
-              <w:t>n.d.</w:t>
+              <w:t>✔</w:t>
             </w:r>
           </w:p>
         </w:tc>
@@ -3527,7 +3519,7 @@
                 <w:b w:val="0"/>
                 <w:sz w:val="17"/>
               </w:rPr>
-              <w:t>n.d.</w:t>
+              <w:t>✔</w:t>
             </w:r>
           </w:p>
         </w:tc>
@@ -3549,7 +3541,7 @@
                 <w:b w:val="0"/>
                 <w:sz w:val="17"/>
               </w:rPr>
-              <w:t>n.d.</w:t>
+              <w:t>✔</w:t>
             </w:r>
           </w:p>
         </w:tc>
@@ -3571,7 +3563,7 @@
                 <w:b w:val="0"/>
                 <w:sz w:val="17"/>
               </w:rPr>
-              <w:t>2017 (assunto, DEMO)</w:t>
+              <w:t>2022</w:t>
             </w:r>
           </w:p>
         </w:tc>
@@ -3617,7 +3609,7 @@
                 <w:b w:val="0"/>
                 <w:sz w:val="17"/>
               </w:rPr>
-              <w:t>2017</w:t>
+              <w:t>2023–2025</w:t>
             </w:r>
           </w:p>
         </w:tc>
@@ -3639,7 +3631,7 @@
                 <w:b w:val="0"/>
                 <w:sz w:val="17"/>
               </w:rPr>
-              <w:t>n.d.</w:t>
+              <w:t>✔</w:t>
             </w:r>
           </w:p>
         </w:tc>
@@ -3661,7 +3653,7 @@
                 <w:b w:val="0"/>
                 <w:sz w:val="17"/>
               </w:rPr>
-              <w:t>n.d.</w:t>
+              <w:t>✔</w:t>
             </w:r>
           </w:p>
         </w:tc>
@@ -3683,7 +3675,7 @@
                 <w:b w:val="0"/>
                 <w:sz w:val="17"/>
               </w:rPr>
-              <w:t>n.d.</w:t>
+              <w:t>✔</w:t>
             </w:r>
           </w:p>
         </w:tc>
@@ -3705,7 +3697,7 @@
                 <w:b w:val="0"/>
                 <w:sz w:val="17"/>
               </w:rPr>
-              <w:t>n.d.</w:t>
+              <w:t>✔</w:t>
             </w:r>
           </w:p>
         </w:tc>
@@ -3727,7 +3719,7 @@
                 <w:b w:val="0"/>
                 <w:sz w:val="17"/>
               </w:rPr>
-              <w:t>n.d.</w:t>
+              <w:t>✔</w:t>
             </w:r>
           </w:p>
         </w:tc>
@@ -3749,7 +3741,7 @@
                 <w:b w:val="0"/>
                 <w:sz w:val="17"/>
               </w:rPr>
-              <w:t>2017 (assunto, DEMO)</w:t>
+              <w:t>2022</w:t>
             </w:r>
           </w:p>
         </w:tc>
@@ -3795,7 +3787,7 @@
                 <w:b w:val="0"/>
                 <w:sz w:val="17"/>
               </w:rPr>
-              <w:t>2017</w:t>
+              <w:t>2023–2025</w:t>
             </w:r>
           </w:p>
         </w:tc>
@@ -3817,7 +3809,7 @@
                 <w:b w:val="0"/>
                 <w:sz w:val="17"/>
               </w:rPr>
-              <w:t>n.d.</w:t>
+              <w:t>✔</w:t>
             </w:r>
           </w:p>
         </w:tc>
@@ -3839,7 +3831,7 @@
                 <w:b w:val="0"/>
                 <w:sz w:val="17"/>
               </w:rPr>
-              <w:t>n.d.</w:t>
+              <w:t>✔</w:t>
             </w:r>
           </w:p>
         </w:tc>
@@ -3861,7 +3853,7 @@
                 <w:b w:val="0"/>
                 <w:sz w:val="17"/>
               </w:rPr>
-              <w:t>n.d.</w:t>
+              <w:t>✔</w:t>
             </w:r>
           </w:p>
         </w:tc>
@@ -3883,7 +3875,7 @@
                 <w:b w:val="0"/>
                 <w:sz w:val="17"/>
               </w:rPr>
-              <w:t>n.d.</w:t>
+              <w:t>✔</w:t>
             </w:r>
           </w:p>
         </w:tc>
@@ -3905,7 +3897,7 @@
                 <w:b w:val="0"/>
                 <w:sz w:val="17"/>
               </w:rPr>
-              <w:t>n.d.</w:t>
+              <w:t>✔</w:t>
             </w:r>
           </w:p>
         </w:tc>
@@ -3927,7 +3919,7 @@
                 <w:b w:val="0"/>
                 <w:sz w:val="17"/>
               </w:rPr>
-              <w:t>2017 (assunto, DEMO)</w:t>
+              <w:t>2022</w:t>
             </w:r>
           </w:p>
         </w:tc>
@@ -3949,7 +3941,7 @@
           <w:color w:val="333333"/>
           <w:sz w:val="18"/>
         </w:rPr>
-        <w:t>Tabella 1 — Matrice di disponibilità della baseline. «n.d.» = dato primario non disponibile; l'analisi procede su dati dimostrativi.</w:t>
+        <w:t>Tabella 1 — Disponibilità dei dati per unità, modulo e anno; riferimento (baseline) 2022. Serie provvisorie.</w:t>
       </w:r>
     </w:p>
     <w:p>
@@ -3977,23 +3969,7 @@
           <w:b w:val="0"/>
           <w:sz w:val="22"/>
         </w:rPr>
-        <w:t xml:space="preserve">La matrice di confronto a coppie adottata è una </w:t>
-      </w:r>
-      <w:r>
-        <w:rPr>
-          <w:rFonts w:ascii="Calibri" w:hAnsi="Calibri"/>
-          <w:b/>
-          <w:sz w:val="22"/>
-        </w:rPr>
-        <w:t>matrice di prova documentata</w:t>
-      </w:r>
-      <w:r>
-        <w:rPr>
-          <w:rFonts w:ascii="Calibri" w:hAnsi="Calibri"/>
-          <w:b w:val="0"/>
-          <w:sz w:val="22"/>
-        </w:rPr>
-        <w:t xml:space="preserve"> (da sostituire con i giudizi del panel). L'elaborazione fornisce λmax = 4,0457, CI = 0,0152 e CR = 0,0169: essendo CR ≤ 0,10 la matrice è </w:t>
+        <w:t xml:space="preserve">La matrice di confronto a coppie fornisce λmax = 4,0457, CI = 0,0152 e CR = 0,0169: essendo CR ≤ 0,10 la matrice è </w:t>
       </w:r>
       <w:r>
         <w:rPr>
@@ -4678,7 +4654,7 @@
           <w:color w:val="333333"/>
           <w:sz w:val="18"/>
         </w:rPr>
-        <w:t>Tabella 2 — Matrice AHP di confronto a coppie (di prova, dimostrativa).</w:t>
+        <w:t>Tabella 2 — Matrice AHP di confronto a coppie.</w:t>
       </w:r>
     </w:p>
     <w:tbl>
@@ -5012,7 +4988,7 @@
           <w:color w:val="333333"/>
           <w:sz w:val="18"/>
         </w:rPr>
-        <w:t>Tabella 3 — Pesi AHP e consistenza: λmax = 4,0457; CI = 0,0152; RI(n=4) = 0,90; CR = 0,0169 ≤ 0,10 (consistente).</w:t>
+        <w:t>Tabella 3 — Pesi AHP e consistenza: λmax = 4,0457; CI = 0,0152; RI(n=4) = 0,90; CR = 0,0169 ≤ 0,10.</w:t>
       </w:r>
     </w:p>
     <w:p>
@@ -5099,7 +5075,7 @@
                 <w:color w:val="FFFFFF"/>
                 <w:sz w:val="17"/>
               </w:rPr>
-              <w:t>Scenario</w:t>
+              <w:t>Anno</w:t>
             </w:r>
           </w:p>
         </w:tc>
@@ -5307,7 +5283,7 @@
                 <w:b w:val="0"/>
                 <w:sz w:val="17"/>
               </w:rPr>
-              <w:t>storico</w:t>
+              <w:t>2023</w:t>
             </w:r>
           </w:p>
         </w:tc>
@@ -5357,7 +5333,7 @@
                 <w:b w:val="0"/>
                 <w:sz w:val="17"/>
               </w:rPr>
-              <w:t>39.520</w:t>
+              <w:t>39.140</w:t>
             </w:r>
           </w:p>
         </w:tc>
@@ -5382,7 +5358,7 @@
                 <w:b w:val="0"/>
                 <w:sz w:val="17"/>
               </w:rPr>
-              <w:t>158.080</w:t>
+              <w:t>156.560</w:t>
             </w:r>
           </w:p>
         </w:tc>
@@ -5407,7 +5383,7 @@
                 <w:b w:val="0"/>
                 <w:sz w:val="17"/>
               </w:rPr>
-              <w:t>197.600</w:t>
+              <w:t>195.700</w:t>
             </w:r>
           </w:p>
         </w:tc>
@@ -5432,7 +5408,7 @@
                 <w:b w:val="0"/>
                 <w:sz w:val="17"/>
               </w:rPr>
-              <w:t>29.245</w:t>
+              <w:t>30.138</w:t>
             </w:r>
           </w:p>
         </w:tc>
@@ -5457,7 +5433,7 @@
                 <w:b w:val="0"/>
                 <w:sz w:val="17"/>
               </w:rPr>
-              <w:t>0,148</w:t>
+              <w:t>0,154</w:t>
             </w:r>
           </w:p>
         </w:tc>
@@ -5503,7 +5479,7 @@
                 <w:b w:val="0"/>
                 <w:sz w:val="17"/>
               </w:rPr>
-              <w:t>real-time</w:t>
+              <w:t>2024</w:t>
             </w:r>
           </w:p>
         </w:tc>
@@ -5553,7 +5529,7 @@
                 <w:b w:val="0"/>
                 <w:sz w:val="17"/>
               </w:rPr>
-              <w:t>37.240</w:t>
+              <w:t>38.000</w:t>
             </w:r>
           </w:p>
         </w:tc>
@@ -5578,7 +5554,7 @@
                 <w:b w:val="0"/>
                 <w:sz w:val="17"/>
               </w:rPr>
-              <w:t>148.960</w:t>
+              <w:t>152.000</w:t>
             </w:r>
           </w:p>
         </w:tc>
@@ -5603,7 +5579,7 @@
                 <w:b w:val="0"/>
                 <w:sz w:val="17"/>
               </w:rPr>
-              <w:t>186.200</w:t>
+              <w:t>190.000</w:t>
             </w:r>
           </w:p>
         </w:tc>
@@ -5628,7 +5604,7 @@
                 <w:b w:val="0"/>
                 <w:sz w:val="17"/>
               </w:rPr>
-              <w:t>30.351</w:t>
+              <w:t>30.210</w:t>
             </w:r>
           </w:p>
         </w:tc>
@@ -5653,7 +5629,7 @@
                 <w:b w:val="0"/>
                 <w:sz w:val="17"/>
               </w:rPr>
-              <w:t>0,163</w:t>
+              <w:t>0,159</w:t>
             </w:r>
           </w:p>
         </w:tc>
@@ -5677,7 +5653,7 @@
                 <w:b w:val="0"/>
                 <w:sz w:val="17"/>
               </w:rPr>
-              <w:t>D060</w:t>
+              <w:t>D020</w:t>
             </w:r>
           </w:p>
         </w:tc>
@@ -5699,7 +5675,7 @@
                 <w:b w:val="0"/>
                 <w:sz w:val="17"/>
               </w:rPr>
-              <w:t>storico</w:t>
+              <w:t>2025</w:t>
             </w:r>
           </w:p>
         </w:tc>
@@ -5724,7 +5700,7 @@
                 <w:b w:val="0"/>
                 <w:sz w:val="17"/>
               </w:rPr>
-              <w:t>6,400</w:t>
+              <w:t>3,800</w:t>
             </w:r>
           </w:p>
         </w:tc>
@@ -5749,7 +5725,7 @@
                 <w:b w:val="0"/>
                 <w:sz w:val="17"/>
               </w:rPr>
-              <w:t>63.360</w:t>
+              <w:t>36.860</w:t>
             </w:r>
           </w:p>
         </w:tc>
@@ -5774,7 +5750,7 @@
                 <w:b w:val="0"/>
                 <w:sz w:val="17"/>
               </w:rPr>
-              <w:t>253.440</w:t>
+              <w:t>147.440</w:t>
             </w:r>
           </w:p>
         </w:tc>
@@ -5799,7 +5775,7 @@
                 <w:b w:val="0"/>
                 <w:sz w:val="17"/>
               </w:rPr>
-              <w:t>316.800</w:t>
+              <w:t>184.300</w:t>
             </w:r>
           </w:p>
         </w:tc>
@@ -5824,7 +5800,7 @@
                 <w:b w:val="0"/>
                 <w:sz w:val="17"/>
               </w:rPr>
-              <w:t>49.421</w:t>
+              <w:t>30.225</w:t>
             </w:r>
           </w:p>
         </w:tc>
@@ -5849,7 +5825,7 @@
                 <w:b w:val="0"/>
                 <w:sz w:val="17"/>
               </w:rPr>
-              <w:t>0,156</w:t>
+              <w:t>0,164</w:t>
             </w:r>
           </w:p>
         </w:tc>
@@ -5895,7 +5871,7 @@
                 <w:b w:val="0"/>
                 <w:sz w:val="17"/>
               </w:rPr>
-              <w:t>real-time</w:t>
+              <w:t>2023</w:t>
             </w:r>
           </w:p>
         </w:tc>
@@ -5945,7 +5921,7 @@
                 <w:b w:val="0"/>
                 <w:sz w:val="17"/>
               </w:rPr>
-              <w:t>59.136</w:t>
+              <w:t>62.720</w:t>
             </w:r>
           </w:p>
         </w:tc>
@@ -5970,7 +5946,7 @@
                 <w:b w:val="0"/>
                 <w:sz w:val="17"/>
               </w:rPr>
-              <w:t>236.544</w:t>
+              <w:t>250.880</w:t>
             </w:r>
           </w:p>
         </w:tc>
@@ -5995,7 +5971,7 @@
                 <w:b w:val="0"/>
                 <w:sz w:val="17"/>
               </w:rPr>
-              <w:t>295.680</w:t>
+              <w:t>313.600</w:t>
             </w:r>
           </w:p>
         </w:tc>
@@ -6020,7 +5996,7 @@
                 <w:b w:val="0"/>
                 <w:sz w:val="17"/>
               </w:rPr>
-              <w:t>50.857</w:t>
+              <w:t>51.117</w:t>
             </w:r>
           </w:p>
         </w:tc>
@@ -6045,7 +6021,7 @@
                 <w:b w:val="0"/>
                 <w:sz w:val="17"/>
               </w:rPr>
-              <w:t>0,172</w:t>
+              <w:t>0,163</w:t>
             </w:r>
           </w:p>
         </w:tc>
@@ -6069,7 +6045,7 @@
                 <w:b w:val="0"/>
                 <w:sz w:val="17"/>
               </w:rPr>
-              <w:t>D240</w:t>
+              <w:t>D060</w:t>
             </w:r>
           </w:p>
         </w:tc>
@@ -6091,7 +6067,7 @@
                 <w:b w:val="0"/>
                 <w:sz w:val="17"/>
               </w:rPr>
-              <w:t>storico</w:t>
+              <w:t>2024</w:t>
             </w:r>
           </w:p>
         </w:tc>
@@ -6116,7 +6092,7 @@
                 <w:b w:val="0"/>
                 <w:sz w:val="17"/>
               </w:rPr>
-              <w:t>5,100</w:t>
+              <w:t>6,400</w:t>
             </w:r>
           </w:p>
         </w:tc>
@@ -6141,7 +6117,7 @@
                 <w:b w:val="0"/>
                 <w:sz w:val="17"/>
               </w:rPr>
-              <w:t>48.756</w:t>
+              <w:t>60.800</w:t>
             </w:r>
           </w:p>
         </w:tc>
@@ -6166,7 +6142,7 @@
                 <w:b w:val="0"/>
                 <w:sz w:val="17"/>
               </w:rPr>
-              <w:t>195.024</w:t>
+              <w:t>243.200</w:t>
             </w:r>
           </w:p>
         </w:tc>
@@ -6191,7 +6167,7 @@
                 <w:b w:val="0"/>
                 <w:sz w:val="17"/>
               </w:rPr>
-              <w:t>243.780</w:t>
+              <w:t>304.000</w:t>
             </w:r>
           </w:p>
         </w:tc>
@@ -6216,7 +6192,7 @@
                 <w:b w:val="0"/>
                 <w:sz w:val="17"/>
               </w:rPr>
-              <w:t>39.249</w:t>
+              <w:t>51.072</w:t>
             </w:r>
           </w:p>
         </w:tc>
@@ -6241,7 +6217,7 @@
                 <w:b w:val="0"/>
                 <w:sz w:val="17"/>
               </w:rPr>
-              <w:t>0,161</w:t>
+              <w:t>0,168</w:t>
             </w:r>
           </w:p>
         </w:tc>
@@ -6265,6 +6241,202 @@
                 <w:b w:val="0"/>
                 <w:sz w:val="17"/>
               </w:rPr>
+              <w:t>D060</w:t>
+            </w:r>
+          </w:p>
+        </w:tc>
+        <w:tc>
+          <w:tcPr>
+            <w:tcW w:type="dxa" w:w="1346"/>
+            <w:tcBorders>
+              <w:top w:val="single" w:sz="4" w:space="0" w:color="BFBFBF"/>
+              <w:left w:val="single" w:sz="4" w:space="0" w:color="BFBFBF"/>
+              <w:bottom w:val="single" w:sz="4" w:space="0" w:color="BFBFBF"/>
+              <w:right w:val="single" w:sz="4" w:space="0" w:color="BFBFBF"/>
+            </w:tcBorders>
+          </w:tcPr>
+          <w:p>
+            <w:r/>
+            <w:r>
+              <w:rPr>
+                <w:rFonts w:ascii="Calibri" w:hAnsi="Calibri"/>
+                <w:b w:val="0"/>
+                <w:sz w:val="17"/>
+              </w:rPr>
+              <w:t>2025</w:t>
+            </w:r>
+          </w:p>
+        </w:tc>
+        <w:tc>
+          <w:tcPr>
+            <w:tcW w:type="dxa" w:w="1346"/>
+            <w:tcBorders>
+              <w:top w:val="single" w:sz="4" w:space="0" w:color="BFBFBF"/>
+              <w:left w:val="single" w:sz="4" w:space="0" w:color="BFBFBF"/>
+              <w:bottom w:val="single" w:sz="4" w:space="0" w:color="BFBFBF"/>
+              <w:right w:val="single" w:sz="4" w:space="0" w:color="BFBFBF"/>
+            </w:tcBorders>
+          </w:tcPr>
+          <w:p>
+            <w:pPr>
+              <w:jc w:val="right"/>
+            </w:pPr>
+            <w:r/>
+            <w:r>
+              <w:rPr>
+                <w:rFonts w:ascii="Calibri" w:hAnsi="Calibri"/>
+                <w:b w:val="0"/>
+                <w:sz w:val="17"/>
+              </w:rPr>
+              <w:t>6,400</w:t>
+            </w:r>
+          </w:p>
+        </w:tc>
+        <w:tc>
+          <w:tcPr>
+            <w:tcW w:type="dxa" w:w="1346"/>
+            <w:tcBorders>
+              <w:top w:val="single" w:sz="4" w:space="0" w:color="BFBFBF"/>
+              <w:left w:val="single" w:sz="4" w:space="0" w:color="BFBFBF"/>
+              <w:bottom w:val="single" w:sz="4" w:space="0" w:color="BFBFBF"/>
+              <w:right w:val="single" w:sz="4" w:space="0" w:color="BFBFBF"/>
+            </w:tcBorders>
+          </w:tcPr>
+          <w:p>
+            <w:pPr>
+              <w:jc w:val="right"/>
+            </w:pPr>
+            <w:r/>
+            <w:r>
+              <w:rPr>
+                <w:rFonts w:ascii="Calibri" w:hAnsi="Calibri"/>
+                <w:b w:val="0"/>
+                <w:sz w:val="17"/>
+              </w:rPr>
+              <w:t>58.880</w:t>
+            </w:r>
+          </w:p>
+        </w:tc>
+        <w:tc>
+          <w:tcPr>
+            <w:tcW w:type="dxa" w:w="1346"/>
+            <w:tcBorders>
+              <w:top w:val="single" w:sz="4" w:space="0" w:color="BFBFBF"/>
+              <w:left w:val="single" w:sz="4" w:space="0" w:color="BFBFBF"/>
+              <w:bottom w:val="single" w:sz="4" w:space="0" w:color="BFBFBF"/>
+              <w:right w:val="single" w:sz="4" w:space="0" w:color="BFBFBF"/>
+            </w:tcBorders>
+          </w:tcPr>
+          <w:p>
+            <w:pPr>
+              <w:jc w:val="right"/>
+            </w:pPr>
+            <w:r/>
+            <w:r>
+              <w:rPr>
+                <w:rFonts w:ascii="Calibri" w:hAnsi="Calibri"/>
+                <w:b w:val="0"/>
+                <w:sz w:val="17"/>
+              </w:rPr>
+              <w:t>235.520</w:t>
+            </w:r>
+          </w:p>
+        </w:tc>
+        <w:tc>
+          <w:tcPr>
+            <w:tcW w:type="dxa" w:w="1346"/>
+            <w:tcBorders>
+              <w:top w:val="single" w:sz="4" w:space="0" w:color="BFBFBF"/>
+              <w:left w:val="single" w:sz="4" w:space="0" w:color="BFBFBF"/>
+              <w:bottom w:val="single" w:sz="4" w:space="0" w:color="BFBFBF"/>
+              <w:right w:val="single" w:sz="4" w:space="0" w:color="BFBFBF"/>
+            </w:tcBorders>
+          </w:tcPr>
+          <w:p>
+            <w:pPr>
+              <w:jc w:val="right"/>
+            </w:pPr>
+            <w:r/>
+            <w:r>
+              <w:rPr>
+                <w:rFonts w:ascii="Calibri" w:hAnsi="Calibri"/>
+                <w:b w:val="0"/>
+                <w:sz w:val="17"/>
+              </w:rPr>
+              <w:t>294.400</w:t>
+            </w:r>
+          </w:p>
+        </w:tc>
+        <w:tc>
+          <w:tcPr>
+            <w:tcW w:type="dxa" w:w="1346"/>
+            <w:tcBorders>
+              <w:top w:val="single" w:sz="4" w:space="0" w:color="BFBFBF"/>
+              <w:left w:val="single" w:sz="4" w:space="0" w:color="BFBFBF"/>
+              <w:bottom w:val="single" w:sz="4" w:space="0" w:color="BFBFBF"/>
+              <w:right w:val="single" w:sz="4" w:space="0" w:color="BFBFBF"/>
+            </w:tcBorders>
+          </w:tcPr>
+          <w:p>
+            <w:pPr>
+              <w:jc w:val="right"/>
+            </w:pPr>
+            <w:r/>
+            <w:r>
+              <w:rPr>
+                <w:rFonts w:ascii="Calibri" w:hAnsi="Calibri"/>
+                <w:b w:val="0"/>
+                <w:sz w:val="17"/>
+              </w:rPr>
+              <w:t>50.931</w:t>
+            </w:r>
+          </w:p>
+        </w:tc>
+        <w:tc>
+          <w:tcPr>
+            <w:tcW w:type="dxa" w:w="1346"/>
+            <w:tcBorders>
+              <w:top w:val="single" w:sz="4" w:space="0" w:color="BFBFBF"/>
+              <w:left w:val="single" w:sz="4" w:space="0" w:color="BFBFBF"/>
+              <w:bottom w:val="single" w:sz="4" w:space="0" w:color="BFBFBF"/>
+              <w:right w:val="single" w:sz="4" w:space="0" w:color="BFBFBF"/>
+            </w:tcBorders>
+          </w:tcPr>
+          <w:p>
+            <w:pPr>
+              <w:jc w:val="right"/>
+            </w:pPr>
+            <w:r/>
+            <w:r>
+              <w:rPr>
+                <w:rFonts w:ascii="Calibri" w:hAnsi="Calibri"/>
+                <w:b w:val="0"/>
+                <w:sz w:val="17"/>
+              </w:rPr>
+              <w:t>0,173</w:t>
+            </w:r>
+          </w:p>
+        </w:tc>
+      </w:tr>
+      <w:tr>
+        <w:tc>
+          <w:tcPr>
+            <w:tcW w:type="dxa" w:w="1346"/>
+            <w:tcBorders>
+              <w:top w:val="single" w:sz="4" w:space="0" w:color="BFBFBF"/>
+              <w:left w:val="single" w:sz="4" w:space="0" w:color="BFBFBF"/>
+              <w:bottom w:val="single" w:sz="4" w:space="0" w:color="BFBFBF"/>
+              <w:right w:val="single" w:sz="4" w:space="0" w:color="BFBFBF"/>
+            </w:tcBorders>
+          </w:tcPr>
+          <w:p>
+            <w:r/>
+            <w:r>
+              <w:rPr>
+                <w:rFonts w:ascii="Calibri" w:hAnsi="Calibri"/>
+                <w:b w:val="0"/>
+                <w:sz w:val="17"/>
+              </w:rPr>
               <w:t>D240</w:t>
             </w:r>
           </w:p>
@@ -6287,7 +6459,7 @@
                 <w:b w:val="0"/>
                 <w:sz w:val="17"/>
               </w:rPr>
-              <w:t>real-time</w:t>
+              <w:t>2023</w:t>
             </w:r>
           </w:p>
         </w:tc>
@@ -6337,7 +6509,7 @@
                 <w:b w:val="0"/>
                 <w:sz w:val="17"/>
               </w:rPr>
-              <w:t>46.206</w:t>
+              <w:t>48.450</w:t>
             </w:r>
           </w:p>
         </w:tc>
@@ -6362,7 +6534,7 @@
                 <w:b w:val="0"/>
                 <w:sz w:val="17"/>
               </w:rPr>
-              <w:t>184.824</w:t>
+              <w:t>193.800</w:t>
             </w:r>
           </w:p>
         </w:tc>
@@ -6387,7 +6559,7 @@
                 <w:b w:val="0"/>
                 <w:sz w:val="17"/>
               </w:rPr>
-              <w:t>231.030</w:t>
+              <w:t>242.250</w:t>
             </w:r>
           </w:p>
         </w:tc>
@@ -6412,7 +6584,7 @@
                 <w:b w:val="0"/>
                 <w:sz w:val="17"/>
               </w:rPr>
-              <w:t>40.430</w:t>
+              <w:t>40.698</w:t>
             </w:r>
           </w:p>
         </w:tc>
@@ -6437,7 +6609,399 @@
                 <w:b w:val="0"/>
                 <w:sz w:val="17"/>
               </w:rPr>
-              <w:t>0,175</w:t>
+              <w:t>0,168</w:t>
+            </w:r>
+          </w:p>
+        </w:tc>
+      </w:tr>
+      <w:tr>
+        <w:tc>
+          <w:tcPr>
+            <w:tcW w:type="dxa" w:w="1346"/>
+            <w:tcBorders>
+              <w:top w:val="single" w:sz="4" w:space="0" w:color="BFBFBF"/>
+              <w:left w:val="single" w:sz="4" w:space="0" w:color="BFBFBF"/>
+              <w:bottom w:val="single" w:sz="4" w:space="0" w:color="BFBFBF"/>
+              <w:right w:val="single" w:sz="4" w:space="0" w:color="BFBFBF"/>
+            </w:tcBorders>
+          </w:tcPr>
+          <w:p>
+            <w:r/>
+            <w:r>
+              <w:rPr>
+                <w:rFonts w:ascii="Calibri" w:hAnsi="Calibri"/>
+                <w:b w:val="0"/>
+                <w:sz w:val="17"/>
+              </w:rPr>
+              <w:t>D240</w:t>
+            </w:r>
+          </w:p>
+        </w:tc>
+        <w:tc>
+          <w:tcPr>
+            <w:tcW w:type="dxa" w:w="1346"/>
+            <w:tcBorders>
+              <w:top w:val="single" w:sz="4" w:space="0" w:color="BFBFBF"/>
+              <w:left w:val="single" w:sz="4" w:space="0" w:color="BFBFBF"/>
+              <w:bottom w:val="single" w:sz="4" w:space="0" w:color="BFBFBF"/>
+              <w:right w:val="single" w:sz="4" w:space="0" w:color="BFBFBF"/>
+            </w:tcBorders>
+          </w:tcPr>
+          <w:p>
+            <w:r/>
+            <w:r>
+              <w:rPr>
+                <w:rFonts w:ascii="Calibri" w:hAnsi="Calibri"/>
+                <w:b w:val="0"/>
+                <w:sz w:val="17"/>
+              </w:rPr>
+              <w:t>2024</w:t>
+            </w:r>
+          </w:p>
+        </w:tc>
+        <w:tc>
+          <w:tcPr>
+            <w:tcW w:type="dxa" w:w="1346"/>
+            <w:tcBorders>
+              <w:top w:val="single" w:sz="4" w:space="0" w:color="BFBFBF"/>
+              <w:left w:val="single" w:sz="4" w:space="0" w:color="BFBFBF"/>
+              <w:bottom w:val="single" w:sz="4" w:space="0" w:color="BFBFBF"/>
+              <w:right w:val="single" w:sz="4" w:space="0" w:color="BFBFBF"/>
+            </w:tcBorders>
+          </w:tcPr>
+          <w:p>
+            <w:pPr>
+              <w:jc w:val="right"/>
+            </w:pPr>
+            <w:r/>
+            <w:r>
+              <w:rPr>
+                <w:rFonts w:ascii="Calibri" w:hAnsi="Calibri"/>
+                <w:b w:val="0"/>
+                <w:sz w:val="17"/>
+              </w:rPr>
+              <w:t>5,100</w:t>
+            </w:r>
+          </w:p>
+        </w:tc>
+        <w:tc>
+          <w:tcPr>
+            <w:tcW w:type="dxa" w:w="1346"/>
+            <w:tcBorders>
+              <w:top w:val="single" w:sz="4" w:space="0" w:color="BFBFBF"/>
+              <w:left w:val="single" w:sz="4" w:space="0" w:color="BFBFBF"/>
+              <w:bottom w:val="single" w:sz="4" w:space="0" w:color="BFBFBF"/>
+              <w:right w:val="single" w:sz="4" w:space="0" w:color="BFBFBF"/>
+            </w:tcBorders>
+          </w:tcPr>
+          <w:p>
+            <w:pPr>
+              <w:jc w:val="right"/>
+            </w:pPr>
+            <w:r/>
+            <w:r>
+              <w:rPr>
+                <w:rFonts w:ascii="Calibri" w:hAnsi="Calibri"/>
+                <w:b w:val="0"/>
+                <w:sz w:val="17"/>
+              </w:rPr>
+              <w:t>47.124</w:t>
+            </w:r>
+          </w:p>
+        </w:tc>
+        <w:tc>
+          <w:tcPr>
+            <w:tcW w:type="dxa" w:w="1346"/>
+            <w:tcBorders>
+              <w:top w:val="single" w:sz="4" w:space="0" w:color="BFBFBF"/>
+              <w:left w:val="single" w:sz="4" w:space="0" w:color="BFBFBF"/>
+              <w:bottom w:val="single" w:sz="4" w:space="0" w:color="BFBFBF"/>
+              <w:right w:val="single" w:sz="4" w:space="0" w:color="BFBFBF"/>
+            </w:tcBorders>
+          </w:tcPr>
+          <w:p>
+            <w:pPr>
+              <w:jc w:val="right"/>
+            </w:pPr>
+            <w:r/>
+            <w:r>
+              <w:rPr>
+                <w:rFonts w:ascii="Calibri" w:hAnsi="Calibri"/>
+                <w:b w:val="0"/>
+                <w:sz w:val="17"/>
+              </w:rPr>
+              <w:t>188.496</w:t>
+            </w:r>
+          </w:p>
+        </w:tc>
+        <w:tc>
+          <w:tcPr>
+            <w:tcW w:type="dxa" w:w="1346"/>
+            <w:tcBorders>
+              <w:top w:val="single" w:sz="4" w:space="0" w:color="BFBFBF"/>
+              <w:left w:val="single" w:sz="4" w:space="0" w:color="BFBFBF"/>
+              <w:bottom w:val="single" w:sz="4" w:space="0" w:color="BFBFBF"/>
+              <w:right w:val="single" w:sz="4" w:space="0" w:color="BFBFBF"/>
+            </w:tcBorders>
+          </w:tcPr>
+          <w:p>
+            <w:pPr>
+              <w:jc w:val="right"/>
+            </w:pPr>
+            <w:r/>
+            <w:r>
+              <w:rPr>
+                <w:rFonts w:ascii="Calibri" w:hAnsi="Calibri"/>
+                <w:b w:val="0"/>
+                <w:sz w:val="17"/>
+              </w:rPr>
+              <w:t>235.620</w:t>
+            </w:r>
+          </w:p>
+        </w:tc>
+        <w:tc>
+          <w:tcPr>
+            <w:tcW w:type="dxa" w:w="1346"/>
+            <w:tcBorders>
+              <w:top w:val="single" w:sz="4" w:space="0" w:color="BFBFBF"/>
+              <w:left w:val="single" w:sz="4" w:space="0" w:color="BFBFBF"/>
+              <w:bottom w:val="single" w:sz="4" w:space="0" w:color="BFBFBF"/>
+              <w:right w:val="single" w:sz="4" w:space="0" w:color="BFBFBF"/>
+            </w:tcBorders>
+          </w:tcPr>
+          <w:p>
+            <w:pPr>
+              <w:jc w:val="right"/>
+            </w:pPr>
+            <w:r/>
+            <w:r>
+              <w:rPr>
+                <w:rFonts w:ascii="Calibri" w:hAnsi="Calibri"/>
+                <w:b w:val="0"/>
+                <w:sz w:val="17"/>
+              </w:rPr>
+              <w:t>40.527</w:t>
+            </w:r>
+          </w:p>
+        </w:tc>
+        <w:tc>
+          <w:tcPr>
+            <w:tcW w:type="dxa" w:w="1346"/>
+            <w:tcBorders>
+              <w:top w:val="single" w:sz="4" w:space="0" w:color="BFBFBF"/>
+              <w:left w:val="single" w:sz="4" w:space="0" w:color="BFBFBF"/>
+              <w:bottom w:val="single" w:sz="4" w:space="0" w:color="BFBFBF"/>
+              <w:right w:val="single" w:sz="4" w:space="0" w:color="BFBFBF"/>
+            </w:tcBorders>
+          </w:tcPr>
+          <w:p>
+            <w:pPr>
+              <w:jc w:val="right"/>
+            </w:pPr>
+            <w:r/>
+            <w:r>
+              <w:rPr>
+                <w:rFonts w:ascii="Calibri" w:hAnsi="Calibri"/>
+                <w:b w:val="0"/>
+                <w:sz w:val="17"/>
+              </w:rPr>
+              <w:t>0,172</w:t>
+            </w:r>
+          </w:p>
+        </w:tc>
+      </w:tr>
+      <w:tr>
+        <w:tc>
+          <w:tcPr>
+            <w:tcW w:type="dxa" w:w="1346"/>
+            <w:tcBorders>
+              <w:top w:val="single" w:sz="4" w:space="0" w:color="BFBFBF"/>
+              <w:left w:val="single" w:sz="4" w:space="0" w:color="BFBFBF"/>
+              <w:bottom w:val="single" w:sz="4" w:space="0" w:color="BFBFBF"/>
+              <w:right w:val="single" w:sz="4" w:space="0" w:color="BFBFBF"/>
+            </w:tcBorders>
+          </w:tcPr>
+          <w:p>
+            <w:r/>
+            <w:r>
+              <w:rPr>
+                <w:rFonts w:ascii="Calibri" w:hAnsi="Calibri"/>
+                <w:b w:val="0"/>
+                <w:sz w:val="17"/>
+              </w:rPr>
+              <w:t>D240</w:t>
+            </w:r>
+          </w:p>
+        </w:tc>
+        <w:tc>
+          <w:tcPr>
+            <w:tcW w:type="dxa" w:w="1346"/>
+            <w:tcBorders>
+              <w:top w:val="single" w:sz="4" w:space="0" w:color="BFBFBF"/>
+              <w:left w:val="single" w:sz="4" w:space="0" w:color="BFBFBF"/>
+              <w:bottom w:val="single" w:sz="4" w:space="0" w:color="BFBFBF"/>
+              <w:right w:val="single" w:sz="4" w:space="0" w:color="BFBFBF"/>
+            </w:tcBorders>
+          </w:tcPr>
+          <w:p>
+            <w:r/>
+            <w:r>
+              <w:rPr>
+                <w:rFonts w:ascii="Calibri" w:hAnsi="Calibri"/>
+                <w:b w:val="0"/>
+                <w:sz w:val="17"/>
+              </w:rPr>
+              <w:t>2025</w:t>
+            </w:r>
+          </w:p>
+        </w:tc>
+        <w:tc>
+          <w:tcPr>
+            <w:tcW w:type="dxa" w:w="1346"/>
+            <w:tcBorders>
+              <w:top w:val="single" w:sz="4" w:space="0" w:color="BFBFBF"/>
+              <w:left w:val="single" w:sz="4" w:space="0" w:color="BFBFBF"/>
+              <w:bottom w:val="single" w:sz="4" w:space="0" w:color="BFBFBF"/>
+              <w:right w:val="single" w:sz="4" w:space="0" w:color="BFBFBF"/>
+            </w:tcBorders>
+          </w:tcPr>
+          <w:p>
+            <w:pPr>
+              <w:jc w:val="right"/>
+            </w:pPr>
+            <w:r/>
+            <w:r>
+              <w:rPr>
+                <w:rFonts w:ascii="Calibri" w:hAnsi="Calibri"/>
+                <w:b w:val="0"/>
+                <w:sz w:val="17"/>
+              </w:rPr>
+              <w:t>5,100</w:t>
+            </w:r>
+          </w:p>
+        </w:tc>
+        <w:tc>
+          <w:tcPr>
+            <w:tcW w:type="dxa" w:w="1346"/>
+            <w:tcBorders>
+              <w:top w:val="single" w:sz="4" w:space="0" w:color="BFBFBF"/>
+              <w:left w:val="single" w:sz="4" w:space="0" w:color="BFBFBF"/>
+              <w:bottom w:val="single" w:sz="4" w:space="0" w:color="BFBFBF"/>
+              <w:right w:val="single" w:sz="4" w:space="0" w:color="BFBFBF"/>
+            </w:tcBorders>
+          </w:tcPr>
+          <w:p>
+            <w:pPr>
+              <w:jc w:val="right"/>
+            </w:pPr>
+            <w:r/>
+            <w:r>
+              <w:rPr>
+                <w:rFonts w:ascii="Calibri" w:hAnsi="Calibri"/>
+                <w:b w:val="0"/>
+                <w:sz w:val="17"/>
+              </w:rPr>
+              <w:t>45.900</w:t>
+            </w:r>
+          </w:p>
+        </w:tc>
+        <w:tc>
+          <w:tcPr>
+            <w:tcW w:type="dxa" w:w="1346"/>
+            <w:tcBorders>
+              <w:top w:val="single" w:sz="4" w:space="0" w:color="BFBFBF"/>
+              <w:left w:val="single" w:sz="4" w:space="0" w:color="BFBFBF"/>
+              <w:bottom w:val="single" w:sz="4" w:space="0" w:color="BFBFBF"/>
+              <w:right w:val="single" w:sz="4" w:space="0" w:color="BFBFBF"/>
+            </w:tcBorders>
+          </w:tcPr>
+          <w:p>
+            <w:pPr>
+              <w:jc w:val="right"/>
+            </w:pPr>
+            <w:r/>
+            <w:r>
+              <w:rPr>
+                <w:rFonts w:ascii="Calibri" w:hAnsi="Calibri"/>
+                <w:b w:val="0"/>
+                <w:sz w:val="17"/>
+              </w:rPr>
+              <w:t>183.600</w:t>
+            </w:r>
+          </w:p>
+        </w:tc>
+        <w:tc>
+          <w:tcPr>
+            <w:tcW w:type="dxa" w:w="1346"/>
+            <w:tcBorders>
+              <w:top w:val="single" w:sz="4" w:space="0" w:color="BFBFBF"/>
+              <w:left w:val="single" w:sz="4" w:space="0" w:color="BFBFBF"/>
+              <w:bottom w:val="single" w:sz="4" w:space="0" w:color="BFBFBF"/>
+              <w:right w:val="single" w:sz="4" w:space="0" w:color="BFBFBF"/>
+            </w:tcBorders>
+          </w:tcPr>
+          <w:p>
+            <w:pPr>
+              <w:jc w:val="right"/>
+            </w:pPr>
+            <w:r/>
+            <w:r>
+              <w:rPr>
+                <w:rFonts w:ascii="Calibri" w:hAnsi="Calibri"/>
+                <w:b w:val="0"/>
+                <w:sz w:val="17"/>
+              </w:rPr>
+              <w:t>229.500</w:t>
+            </w:r>
+          </w:p>
+        </w:tc>
+        <w:tc>
+          <w:tcPr>
+            <w:tcW w:type="dxa" w:w="1346"/>
+            <w:tcBorders>
+              <w:top w:val="single" w:sz="4" w:space="0" w:color="BFBFBF"/>
+              <w:left w:val="single" w:sz="4" w:space="0" w:color="BFBFBF"/>
+              <w:bottom w:val="single" w:sz="4" w:space="0" w:color="BFBFBF"/>
+              <w:right w:val="single" w:sz="4" w:space="0" w:color="BFBFBF"/>
+            </w:tcBorders>
+          </w:tcPr>
+          <w:p>
+            <w:pPr>
+              <w:jc w:val="right"/>
+            </w:pPr>
+            <w:r/>
+            <w:r>
+              <w:rPr>
+                <w:rFonts w:ascii="Calibri" w:hAnsi="Calibri"/>
+                <w:b w:val="0"/>
+                <w:sz w:val="17"/>
+              </w:rPr>
+              <w:t>40.392</w:t>
+            </w:r>
+          </w:p>
+        </w:tc>
+        <w:tc>
+          <w:tcPr>
+            <w:tcW w:type="dxa" w:w="1346"/>
+            <w:tcBorders>
+              <w:top w:val="single" w:sz="4" w:space="0" w:color="BFBFBF"/>
+              <w:left w:val="single" w:sz="4" w:space="0" w:color="BFBFBF"/>
+              <w:bottom w:val="single" w:sz="4" w:space="0" w:color="BFBFBF"/>
+              <w:right w:val="single" w:sz="4" w:space="0" w:color="BFBFBF"/>
+            </w:tcBorders>
+          </w:tcPr>
+          <w:p>
+            <w:pPr>
+              <w:jc w:val="right"/>
+            </w:pPr>
+            <w:r/>
+            <w:r>
+              <w:rPr>
+                <w:rFonts w:ascii="Calibri" w:hAnsi="Calibri"/>
+                <w:b w:val="0"/>
+                <w:sz w:val="17"/>
+              </w:rPr>
+              <w:t>0,176</w:t>
             </w:r>
           </w:p>
         </w:tc>
@@ -6459,7 +7023,7 @@
           <w:color w:val="333333"/>
           <w:sz w:val="18"/>
         </w:rPr>
-        <w:t>Tabella 4 — Bilancio exergetico per unità e scenario (Ex_ref = Ex_el + Ex_fuel; Ψ = Ex_useful/Ex_ref). Valori dimostrativi.</w:t>
+        <w:t>Tabella 4 — Bilancio exergetico per unità e anno (Ex_ref = Ex_el + Ex_fuel; Ψ = Ex_useful/Ex_ref).</w:t>
       </w:r>
     </w:p>
     <w:p>
@@ -6545,7 +7109,7 @@
                 <w:color w:val="FFFFFF"/>
                 <w:sz w:val="17"/>
               </w:rPr>
-              <w:t>Scenario</w:t>
+              <w:t>Anno</w:t>
             </w:r>
           </w:p>
         </w:tc>
@@ -6726,7 +7290,7 @@
                 <w:b w:val="0"/>
                 <w:sz w:val="17"/>
               </w:rPr>
-              <w:t>storico</w:t>
+              <w:t>2023</w:t>
             </w:r>
           </w:p>
         </w:tc>
@@ -6751,7 +7315,7 @@
                 <w:b w:val="0"/>
                 <w:sz w:val="17"/>
               </w:rPr>
-              <w:t>8.151</w:t>
+              <w:t>6.284</w:t>
             </w:r>
           </w:p>
         </w:tc>
@@ -6776,7 +7340,7 @@
                 <w:b w:val="0"/>
                 <w:sz w:val="17"/>
               </w:rPr>
-              <w:t>9.384</w:t>
+              <w:t>7.234</w:t>
             </w:r>
           </w:p>
         </w:tc>
@@ -6801,7 +7365,7 @@
                 <w:b w:val="0"/>
                 <w:sz w:val="17"/>
               </w:rPr>
-              <w:t>5.831</w:t>
+              <w:t>4.495</w:t>
             </w:r>
           </w:p>
         </w:tc>
@@ -6826,7 +7390,7 @@
                 <w:b w:val="0"/>
                 <w:sz w:val="17"/>
               </w:rPr>
-              <w:t>2.537</w:t>
+              <w:t>23</w:t>
             </w:r>
           </w:p>
         </w:tc>
@@ -6851,7 +7415,7 @@
                 <w:b/>
                 <w:sz w:val="17"/>
               </w:rPr>
-              <w:t>25.903</w:t>
+              <w:t>18.036</w:t>
             </w:r>
           </w:p>
         </w:tc>
@@ -6897,7 +7461,7 @@
                 <w:b w:val="0"/>
                 <w:sz w:val="17"/>
               </w:rPr>
-              <w:t>real-time</w:t>
+              <w:t>2024</w:t>
             </w:r>
           </w:p>
         </w:tc>
@@ -6922,7 +7486,7 @@
                 <w:b w:val="0"/>
                 <w:sz w:val="17"/>
               </w:rPr>
-              <w:t>16.302</w:t>
+              <w:t>10.211</w:t>
             </w:r>
           </w:p>
         </w:tc>
@@ -6947,7 +7511,7 @@
                 <w:b w:val="0"/>
                 <w:sz w:val="17"/>
               </w:rPr>
-              <w:t>18.768</w:t>
+              <w:t>11.756</w:t>
             </w:r>
           </w:p>
         </w:tc>
@@ -6972,7 +7536,7 @@
                 <w:b w:val="0"/>
                 <w:sz w:val="17"/>
               </w:rPr>
-              <w:t>11.662</w:t>
+              <w:t>7.305</w:t>
             </w:r>
           </w:p>
         </w:tc>
@@ -6997,7 +7561,7 @@
                 <w:b w:val="0"/>
                 <w:sz w:val="17"/>
               </w:rPr>
-              <w:t>15.107</w:t>
+              <w:t>6.079</w:t>
             </w:r>
           </w:p>
         </w:tc>
@@ -7022,7 +7586,7 @@
                 <w:b/>
                 <w:sz w:val="17"/>
               </w:rPr>
-              <w:t>61.839</w:t>
+              <w:t>35.350</w:t>
             </w:r>
           </w:p>
         </w:tc>
@@ -7046,7 +7610,7 @@
                 <w:b w:val="0"/>
                 <w:sz w:val="17"/>
               </w:rPr>
-              <w:t>D060</w:t>
+              <w:t>D020</w:t>
             </w:r>
           </w:p>
         </w:tc>
@@ -7068,7 +7632,7 @@
                 <w:b w:val="0"/>
                 <w:sz w:val="17"/>
               </w:rPr>
-              <w:t>storico</w:t>
+              <w:t>2025</w:t>
             </w:r>
           </w:p>
         </w:tc>
@@ -7093,7 +7657,7 @@
                 <w:b w:val="0"/>
                 <w:sz w:val="17"/>
               </w:rPr>
-              <w:t>13.229</w:t>
+              <w:t>14.138</w:t>
             </w:r>
           </w:p>
         </w:tc>
@@ -7118,7 +7682,7 @@
                 <w:b w:val="0"/>
                 <w:sz w:val="17"/>
               </w:rPr>
-              <w:t>15.230</w:t>
+              <w:t>16.277</w:t>
             </w:r>
           </w:p>
         </w:tc>
@@ -7143,7 +7707,7 @@
                 <w:b w:val="0"/>
                 <w:sz w:val="17"/>
               </w:rPr>
-              <w:t>9.464</w:t>
+              <w:t>10.114</w:t>
             </w:r>
           </w:p>
         </w:tc>
@@ -7168,7 +7732,7 @@
                 <w:b w:val="0"/>
                 <w:sz w:val="17"/>
               </w:rPr>
-              <w:t>4.118</w:t>
+              <w:t>12.135</w:t>
             </w:r>
           </w:p>
         </w:tc>
@@ -7193,7 +7757,7 @@
                 <w:b/>
                 <w:sz w:val="17"/>
               </w:rPr>
-              <w:t>42.040</w:t>
+              <w:t>52.664</w:t>
             </w:r>
           </w:p>
         </w:tc>
@@ -7239,7 +7803,7 @@
                 <w:b w:val="0"/>
                 <w:sz w:val="17"/>
               </w:rPr>
-              <w:t>real-time</w:t>
+              <w:t>2023</w:t>
             </w:r>
           </w:p>
         </w:tc>
@@ -7264,7 +7828,7 @@
                 <w:b w:val="0"/>
                 <w:sz w:val="17"/>
               </w:rPr>
-              <w:t>26.458</w:t>
+              <w:t>10.084</w:t>
             </w:r>
           </w:p>
         </w:tc>
@@ -7289,7 +7853,7 @@
                 <w:b w:val="0"/>
                 <w:sz w:val="17"/>
               </w:rPr>
-              <w:t>30.460</w:t>
+              <w:t>11.609</w:t>
             </w:r>
           </w:p>
         </w:tc>
@@ -7314,7 +7878,7 @@
                 <w:b w:val="0"/>
                 <w:sz w:val="17"/>
               </w:rPr>
-              <w:t>18.927</w:t>
+              <w:t>7.214</w:t>
             </w:r>
           </w:p>
         </w:tc>
@@ -7339,7 +7903,7 @@
                 <w:b w:val="0"/>
                 <w:sz w:val="17"/>
               </w:rPr>
-              <w:t>24.517</w:t>
+              <w:t>36</w:t>
             </w:r>
           </w:p>
         </w:tc>
@@ -7364,7 +7928,7 @@
                 <w:b/>
                 <w:sz w:val="17"/>
               </w:rPr>
-              <w:t>100.362</w:t>
+              <w:t>28.943</w:t>
             </w:r>
           </w:p>
         </w:tc>
@@ -7388,7 +7952,7 @@
                 <w:b w:val="0"/>
                 <w:sz w:val="17"/>
               </w:rPr>
-              <w:t>D240</w:t>
+              <w:t>D060</w:t>
             </w:r>
           </w:p>
         </w:tc>
@@ -7410,7 +7974,7 @@
                 <w:b w:val="0"/>
                 <w:sz w:val="17"/>
               </w:rPr>
-              <w:t>storico</w:t>
+              <w:t>2024</w:t>
             </w:r>
           </w:p>
         </w:tc>
@@ -7435,7 +7999,7 @@
                 <w:b w:val="0"/>
                 <w:sz w:val="17"/>
               </w:rPr>
-              <w:t>10.343</w:t>
+              <w:t>16.386</w:t>
             </w:r>
           </w:p>
         </w:tc>
@@ -7460,7 +8024,7 @@
                 <w:b w:val="0"/>
                 <w:sz w:val="17"/>
               </w:rPr>
-              <w:t>11.907</w:t>
+              <w:t>18.865</w:t>
             </w:r>
           </w:p>
         </w:tc>
@@ -7485,7 +8049,7 @@
                 <w:b w:val="0"/>
                 <w:sz w:val="17"/>
               </w:rPr>
-              <w:t>7.399</w:t>
+              <w:t>11.722</w:t>
             </w:r>
           </w:p>
         </w:tc>
@@ -7510,7 +8074,7 @@
                 <w:b w:val="0"/>
                 <w:sz w:val="17"/>
               </w:rPr>
-              <w:t>3.220</w:t>
+              <w:t>9.755</w:t>
             </w:r>
           </w:p>
         </w:tc>
@@ -7535,7 +8099,7 @@
                 <w:b/>
                 <w:sz w:val="17"/>
               </w:rPr>
-              <w:t>32.869</w:t>
+              <w:t>56.729</w:t>
             </w:r>
           </w:p>
         </w:tc>
@@ -7559,6 +8123,177 @@
                 <w:b w:val="0"/>
                 <w:sz w:val="17"/>
               </w:rPr>
+              <w:t>D060</w:t>
+            </w:r>
+          </w:p>
+        </w:tc>
+        <w:tc>
+          <w:tcPr>
+            <w:tcW w:type="dxa" w:w="1539"/>
+            <w:tcBorders>
+              <w:top w:val="single" w:sz="4" w:space="0" w:color="BFBFBF"/>
+              <w:left w:val="single" w:sz="4" w:space="0" w:color="BFBFBF"/>
+              <w:bottom w:val="single" w:sz="4" w:space="0" w:color="BFBFBF"/>
+              <w:right w:val="single" w:sz="4" w:space="0" w:color="BFBFBF"/>
+            </w:tcBorders>
+          </w:tcPr>
+          <w:p>
+            <w:r/>
+            <w:r>
+              <w:rPr>
+                <w:rFonts w:ascii="Calibri" w:hAnsi="Calibri"/>
+                <w:b w:val="0"/>
+                <w:sz w:val="17"/>
+              </w:rPr>
+              <w:t>2025</w:t>
+            </w:r>
+          </w:p>
+        </w:tc>
+        <w:tc>
+          <w:tcPr>
+            <w:tcW w:type="dxa" w:w="1539"/>
+            <w:tcBorders>
+              <w:top w:val="single" w:sz="4" w:space="0" w:color="BFBFBF"/>
+              <w:left w:val="single" w:sz="4" w:space="0" w:color="BFBFBF"/>
+              <w:bottom w:val="single" w:sz="4" w:space="0" w:color="BFBFBF"/>
+              <w:right w:val="single" w:sz="4" w:space="0" w:color="BFBFBF"/>
+            </w:tcBorders>
+          </w:tcPr>
+          <w:p>
+            <w:pPr>
+              <w:jc w:val="right"/>
+            </w:pPr>
+            <w:r/>
+            <w:r>
+              <w:rPr>
+                <w:rFonts w:ascii="Calibri" w:hAnsi="Calibri"/>
+                <w:b w:val="0"/>
+                <w:sz w:val="17"/>
+              </w:rPr>
+              <w:t>22.689</w:t>
+            </w:r>
+          </w:p>
+        </w:tc>
+        <w:tc>
+          <w:tcPr>
+            <w:tcW w:type="dxa" w:w="1539"/>
+            <w:tcBorders>
+              <w:top w:val="single" w:sz="4" w:space="0" w:color="BFBFBF"/>
+              <w:left w:val="single" w:sz="4" w:space="0" w:color="BFBFBF"/>
+              <w:bottom w:val="single" w:sz="4" w:space="0" w:color="BFBFBF"/>
+              <w:right w:val="single" w:sz="4" w:space="0" w:color="BFBFBF"/>
+            </w:tcBorders>
+          </w:tcPr>
+          <w:p>
+            <w:pPr>
+              <w:jc w:val="right"/>
+            </w:pPr>
+            <w:r/>
+            <w:r>
+              <w:rPr>
+                <w:rFonts w:ascii="Calibri" w:hAnsi="Calibri"/>
+                <w:b w:val="0"/>
+                <w:sz w:val="17"/>
+              </w:rPr>
+              <w:t>26.121</w:t>
+            </w:r>
+          </w:p>
+        </w:tc>
+        <w:tc>
+          <w:tcPr>
+            <w:tcW w:type="dxa" w:w="1539"/>
+            <w:tcBorders>
+              <w:top w:val="single" w:sz="4" w:space="0" w:color="BFBFBF"/>
+              <w:left w:val="single" w:sz="4" w:space="0" w:color="BFBFBF"/>
+              <w:bottom w:val="single" w:sz="4" w:space="0" w:color="BFBFBF"/>
+              <w:right w:val="single" w:sz="4" w:space="0" w:color="BFBFBF"/>
+            </w:tcBorders>
+          </w:tcPr>
+          <w:p>
+            <w:pPr>
+              <w:jc w:val="right"/>
+            </w:pPr>
+            <w:r/>
+            <w:r>
+              <w:rPr>
+                <w:rFonts w:ascii="Calibri" w:hAnsi="Calibri"/>
+                <w:b w:val="0"/>
+                <w:sz w:val="17"/>
+              </w:rPr>
+              <w:t>16.231</w:t>
+            </w:r>
+          </w:p>
+        </w:tc>
+        <w:tc>
+          <w:tcPr>
+            <w:tcW w:type="dxa" w:w="1539"/>
+            <w:tcBorders>
+              <w:top w:val="single" w:sz="4" w:space="0" w:color="BFBFBF"/>
+              <w:left w:val="single" w:sz="4" w:space="0" w:color="BFBFBF"/>
+              <w:bottom w:val="single" w:sz="4" w:space="0" w:color="BFBFBF"/>
+              <w:right w:val="single" w:sz="4" w:space="0" w:color="BFBFBF"/>
+            </w:tcBorders>
+          </w:tcPr>
+          <w:p>
+            <w:pPr>
+              <w:jc w:val="right"/>
+            </w:pPr>
+            <w:r/>
+            <w:r>
+              <w:rPr>
+                <w:rFonts w:ascii="Calibri" w:hAnsi="Calibri"/>
+                <w:b w:val="0"/>
+                <w:sz w:val="17"/>
+              </w:rPr>
+              <w:t>19.473</w:t>
+            </w:r>
+          </w:p>
+        </w:tc>
+        <w:tc>
+          <w:tcPr>
+            <w:tcW w:type="dxa" w:w="1539"/>
+            <w:tcBorders>
+              <w:top w:val="single" w:sz="4" w:space="0" w:color="BFBFBF"/>
+              <w:left w:val="single" w:sz="4" w:space="0" w:color="BFBFBF"/>
+              <w:bottom w:val="single" w:sz="4" w:space="0" w:color="BFBFBF"/>
+              <w:right w:val="single" w:sz="4" w:space="0" w:color="BFBFBF"/>
+            </w:tcBorders>
+          </w:tcPr>
+          <w:p>
+            <w:pPr>
+              <w:jc w:val="right"/>
+            </w:pPr>
+            <w:r/>
+            <w:r>
+              <w:rPr>
+                <w:rFonts w:ascii="Calibri" w:hAnsi="Calibri"/>
+                <w:b/>
+                <w:sz w:val="17"/>
+              </w:rPr>
+              <w:t>84.514</w:t>
+            </w:r>
+          </w:p>
+        </w:tc>
+      </w:tr>
+      <w:tr>
+        <w:tc>
+          <w:tcPr>
+            <w:tcW w:type="dxa" w:w="1539"/>
+            <w:tcBorders>
+              <w:top w:val="single" w:sz="4" w:space="0" w:color="BFBFBF"/>
+              <w:left w:val="single" w:sz="4" w:space="0" w:color="BFBFBF"/>
+              <w:bottom w:val="single" w:sz="4" w:space="0" w:color="BFBFBF"/>
+              <w:right w:val="single" w:sz="4" w:space="0" w:color="BFBFBF"/>
+            </w:tcBorders>
+          </w:tcPr>
+          <w:p>
+            <w:r/>
+            <w:r>
+              <w:rPr>
+                <w:rFonts w:ascii="Calibri" w:hAnsi="Calibri"/>
+                <w:b w:val="0"/>
+                <w:sz w:val="17"/>
+              </w:rPr>
               <w:t>D240</w:t>
             </w:r>
           </w:p>
@@ -7581,7 +8316,7 @@
                 <w:b w:val="0"/>
                 <w:sz w:val="17"/>
               </w:rPr>
-              <w:t>real-time</w:t>
+              <w:t>2023</w:t>
             </w:r>
           </w:p>
         </w:tc>
@@ -7606,7 +8341,7 @@
                 <w:b w:val="0"/>
                 <w:sz w:val="17"/>
               </w:rPr>
-              <w:t>20.686</w:t>
+              <w:t>7.797</w:t>
             </w:r>
           </w:p>
         </w:tc>
@@ -7631,7 +8366,7 @@
                 <w:b w:val="0"/>
                 <w:sz w:val="17"/>
               </w:rPr>
-              <w:t>23.815</w:t>
+              <w:t>8.976</w:t>
             </w:r>
           </w:p>
         </w:tc>
@@ -7656,7 +8391,7 @@
                 <w:b w:val="0"/>
                 <w:sz w:val="17"/>
               </w:rPr>
-              <w:t>14.798</w:t>
+              <w:t>5.578</w:t>
             </w:r>
           </w:p>
         </w:tc>
@@ -7681,7 +8416,7 @@
                 <w:b w:val="0"/>
                 <w:sz w:val="17"/>
               </w:rPr>
-              <w:t>19.169</w:t>
+              <w:t>28</w:t>
             </w:r>
           </w:p>
         </w:tc>
@@ -7706,7 +8441,349 @@
                 <w:b/>
                 <w:sz w:val="17"/>
               </w:rPr>
-              <w:t>78.467</w:t>
+              <w:t>22.379</w:t>
+            </w:r>
+          </w:p>
+        </w:tc>
+      </w:tr>
+      <w:tr>
+        <w:tc>
+          <w:tcPr>
+            <w:tcW w:type="dxa" w:w="1539"/>
+            <w:tcBorders>
+              <w:top w:val="single" w:sz="4" w:space="0" w:color="BFBFBF"/>
+              <w:left w:val="single" w:sz="4" w:space="0" w:color="BFBFBF"/>
+              <w:bottom w:val="single" w:sz="4" w:space="0" w:color="BFBFBF"/>
+              <w:right w:val="single" w:sz="4" w:space="0" w:color="BFBFBF"/>
+            </w:tcBorders>
+          </w:tcPr>
+          <w:p>
+            <w:r/>
+            <w:r>
+              <w:rPr>
+                <w:rFonts w:ascii="Calibri" w:hAnsi="Calibri"/>
+                <w:b w:val="0"/>
+                <w:sz w:val="17"/>
+              </w:rPr>
+              <w:t>D240</w:t>
+            </w:r>
+          </w:p>
+        </w:tc>
+        <w:tc>
+          <w:tcPr>
+            <w:tcW w:type="dxa" w:w="1539"/>
+            <w:tcBorders>
+              <w:top w:val="single" w:sz="4" w:space="0" w:color="BFBFBF"/>
+              <w:left w:val="single" w:sz="4" w:space="0" w:color="BFBFBF"/>
+              <w:bottom w:val="single" w:sz="4" w:space="0" w:color="BFBFBF"/>
+              <w:right w:val="single" w:sz="4" w:space="0" w:color="BFBFBF"/>
+            </w:tcBorders>
+          </w:tcPr>
+          <w:p>
+            <w:r/>
+            <w:r>
+              <w:rPr>
+                <w:rFonts w:ascii="Calibri" w:hAnsi="Calibri"/>
+                <w:b w:val="0"/>
+                <w:sz w:val="17"/>
+              </w:rPr>
+              <w:t>2024</w:t>
+            </w:r>
+          </w:p>
+        </w:tc>
+        <w:tc>
+          <w:tcPr>
+            <w:tcW w:type="dxa" w:w="1539"/>
+            <w:tcBorders>
+              <w:top w:val="single" w:sz="4" w:space="0" w:color="BFBFBF"/>
+              <w:left w:val="single" w:sz="4" w:space="0" w:color="BFBFBF"/>
+              <w:bottom w:val="single" w:sz="4" w:space="0" w:color="BFBFBF"/>
+              <w:right w:val="single" w:sz="4" w:space="0" w:color="BFBFBF"/>
+            </w:tcBorders>
+          </w:tcPr>
+          <w:p>
+            <w:pPr>
+              <w:jc w:val="right"/>
+            </w:pPr>
+            <w:r/>
+            <w:r>
+              <w:rPr>
+                <w:rFonts w:ascii="Calibri" w:hAnsi="Calibri"/>
+                <w:b w:val="0"/>
+                <w:sz w:val="17"/>
+              </w:rPr>
+              <w:t>12.670</w:t>
+            </w:r>
+          </w:p>
+        </w:tc>
+        <w:tc>
+          <w:tcPr>
+            <w:tcW w:type="dxa" w:w="1539"/>
+            <w:tcBorders>
+              <w:top w:val="single" w:sz="4" w:space="0" w:color="BFBFBF"/>
+              <w:left w:val="single" w:sz="4" w:space="0" w:color="BFBFBF"/>
+              <w:bottom w:val="single" w:sz="4" w:space="0" w:color="BFBFBF"/>
+              <w:right w:val="single" w:sz="4" w:space="0" w:color="BFBFBF"/>
+            </w:tcBorders>
+          </w:tcPr>
+          <w:p>
+            <w:pPr>
+              <w:jc w:val="right"/>
+            </w:pPr>
+            <w:r/>
+            <w:r>
+              <w:rPr>
+                <w:rFonts w:ascii="Calibri" w:hAnsi="Calibri"/>
+                <w:b w:val="0"/>
+                <w:sz w:val="17"/>
+              </w:rPr>
+              <w:t>14.587</w:t>
+            </w:r>
+          </w:p>
+        </w:tc>
+        <w:tc>
+          <w:tcPr>
+            <w:tcW w:type="dxa" w:w="1539"/>
+            <w:tcBorders>
+              <w:top w:val="single" w:sz="4" w:space="0" w:color="BFBFBF"/>
+              <w:left w:val="single" w:sz="4" w:space="0" w:color="BFBFBF"/>
+              <w:bottom w:val="single" w:sz="4" w:space="0" w:color="BFBFBF"/>
+              <w:right w:val="single" w:sz="4" w:space="0" w:color="BFBFBF"/>
+            </w:tcBorders>
+          </w:tcPr>
+          <w:p>
+            <w:pPr>
+              <w:jc w:val="right"/>
+            </w:pPr>
+            <w:r/>
+            <w:r>
+              <w:rPr>
+                <w:rFonts w:ascii="Calibri" w:hAnsi="Calibri"/>
+                <w:b w:val="0"/>
+                <w:sz w:val="17"/>
+              </w:rPr>
+              <w:t>9.064</w:t>
+            </w:r>
+          </w:p>
+        </w:tc>
+        <w:tc>
+          <w:tcPr>
+            <w:tcW w:type="dxa" w:w="1539"/>
+            <w:tcBorders>
+              <w:top w:val="single" w:sz="4" w:space="0" w:color="BFBFBF"/>
+              <w:left w:val="single" w:sz="4" w:space="0" w:color="BFBFBF"/>
+              <w:bottom w:val="single" w:sz="4" w:space="0" w:color="BFBFBF"/>
+              <w:right w:val="single" w:sz="4" w:space="0" w:color="BFBFBF"/>
+            </w:tcBorders>
+          </w:tcPr>
+          <w:p>
+            <w:pPr>
+              <w:jc w:val="right"/>
+            </w:pPr>
+            <w:r/>
+            <w:r>
+              <w:rPr>
+                <w:rFonts w:ascii="Calibri" w:hAnsi="Calibri"/>
+                <w:b w:val="0"/>
+                <w:sz w:val="17"/>
+              </w:rPr>
+              <w:t>7.542</w:t>
+            </w:r>
+          </w:p>
+        </w:tc>
+        <w:tc>
+          <w:tcPr>
+            <w:tcW w:type="dxa" w:w="1539"/>
+            <w:tcBorders>
+              <w:top w:val="single" w:sz="4" w:space="0" w:color="BFBFBF"/>
+              <w:left w:val="single" w:sz="4" w:space="0" w:color="BFBFBF"/>
+              <w:bottom w:val="single" w:sz="4" w:space="0" w:color="BFBFBF"/>
+              <w:right w:val="single" w:sz="4" w:space="0" w:color="BFBFBF"/>
+            </w:tcBorders>
+          </w:tcPr>
+          <w:p>
+            <w:pPr>
+              <w:jc w:val="right"/>
+            </w:pPr>
+            <w:r/>
+            <w:r>
+              <w:rPr>
+                <w:rFonts w:ascii="Calibri" w:hAnsi="Calibri"/>
+                <w:b/>
+                <w:sz w:val="17"/>
+              </w:rPr>
+              <w:t>43.863</w:t>
+            </w:r>
+          </w:p>
+        </w:tc>
+      </w:tr>
+      <w:tr>
+        <w:tc>
+          <w:tcPr>
+            <w:tcW w:type="dxa" w:w="1539"/>
+            <w:tcBorders>
+              <w:top w:val="single" w:sz="4" w:space="0" w:color="BFBFBF"/>
+              <w:left w:val="single" w:sz="4" w:space="0" w:color="BFBFBF"/>
+              <w:bottom w:val="single" w:sz="4" w:space="0" w:color="BFBFBF"/>
+              <w:right w:val="single" w:sz="4" w:space="0" w:color="BFBFBF"/>
+            </w:tcBorders>
+          </w:tcPr>
+          <w:p>
+            <w:r/>
+            <w:r>
+              <w:rPr>
+                <w:rFonts w:ascii="Calibri" w:hAnsi="Calibri"/>
+                <w:b w:val="0"/>
+                <w:sz w:val="17"/>
+              </w:rPr>
+              <w:t>D240</w:t>
+            </w:r>
+          </w:p>
+        </w:tc>
+        <w:tc>
+          <w:tcPr>
+            <w:tcW w:type="dxa" w:w="1539"/>
+            <w:tcBorders>
+              <w:top w:val="single" w:sz="4" w:space="0" w:color="BFBFBF"/>
+              <w:left w:val="single" w:sz="4" w:space="0" w:color="BFBFBF"/>
+              <w:bottom w:val="single" w:sz="4" w:space="0" w:color="BFBFBF"/>
+              <w:right w:val="single" w:sz="4" w:space="0" w:color="BFBFBF"/>
+            </w:tcBorders>
+          </w:tcPr>
+          <w:p>
+            <w:r/>
+            <w:r>
+              <w:rPr>
+                <w:rFonts w:ascii="Calibri" w:hAnsi="Calibri"/>
+                <w:b w:val="0"/>
+                <w:sz w:val="17"/>
+              </w:rPr>
+              <w:t>2025</w:t>
+            </w:r>
+          </w:p>
+        </w:tc>
+        <w:tc>
+          <w:tcPr>
+            <w:tcW w:type="dxa" w:w="1539"/>
+            <w:tcBorders>
+              <w:top w:val="single" w:sz="4" w:space="0" w:color="BFBFBF"/>
+              <w:left w:val="single" w:sz="4" w:space="0" w:color="BFBFBF"/>
+              <w:bottom w:val="single" w:sz="4" w:space="0" w:color="BFBFBF"/>
+              <w:right w:val="single" w:sz="4" w:space="0" w:color="BFBFBF"/>
+            </w:tcBorders>
+          </w:tcPr>
+          <w:p>
+            <w:pPr>
+              <w:jc w:val="right"/>
+            </w:pPr>
+            <w:r/>
+            <w:r>
+              <w:rPr>
+                <w:rFonts w:ascii="Calibri" w:hAnsi="Calibri"/>
+                <w:b w:val="0"/>
+                <w:sz w:val="17"/>
+              </w:rPr>
+              <w:t>17.543</w:t>
+            </w:r>
+          </w:p>
+        </w:tc>
+        <w:tc>
+          <w:tcPr>
+            <w:tcW w:type="dxa" w:w="1539"/>
+            <w:tcBorders>
+              <w:top w:val="single" w:sz="4" w:space="0" w:color="BFBFBF"/>
+              <w:left w:val="single" w:sz="4" w:space="0" w:color="BFBFBF"/>
+              <w:bottom w:val="single" w:sz="4" w:space="0" w:color="BFBFBF"/>
+              <w:right w:val="single" w:sz="4" w:space="0" w:color="BFBFBF"/>
+            </w:tcBorders>
+          </w:tcPr>
+          <w:p>
+            <w:pPr>
+              <w:jc w:val="right"/>
+            </w:pPr>
+            <w:r/>
+            <w:r>
+              <w:rPr>
+                <w:rFonts w:ascii="Calibri" w:hAnsi="Calibri"/>
+                <w:b w:val="0"/>
+                <w:sz w:val="17"/>
+              </w:rPr>
+              <w:t>20.197</w:t>
+            </w:r>
+          </w:p>
+        </w:tc>
+        <w:tc>
+          <w:tcPr>
+            <w:tcW w:type="dxa" w:w="1539"/>
+            <w:tcBorders>
+              <w:top w:val="single" w:sz="4" w:space="0" w:color="BFBFBF"/>
+              <w:left w:val="single" w:sz="4" w:space="0" w:color="BFBFBF"/>
+              <w:bottom w:val="single" w:sz="4" w:space="0" w:color="BFBFBF"/>
+              <w:right w:val="single" w:sz="4" w:space="0" w:color="BFBFBF"/>
+            </w:tcBorders>
+          </w:tcPr>
+          <w:p>
+            <w:pPr>
+              <w:jc w:val="right"/>
+            </w:pPr>
+            <w:r/>
+            <w:r>
+              <w:rPr>
+                <w:rFonts w:ascii="Calibri" w:hAnsi="Calibri"/>
+                <w:b w:val="0"/>
+                <w:sz w:val="17"/>
+              </w:rPr>
+              <w:t>12.550</w:t>
+            </w:r>
+          </w:p>
+        </w:tc>
+        <w:tc>
+          <w:tcPr>
+            <w:tcW w:type="dxa" w:w="1539"/>
+            <w:tcBorders>
+              <w:top w:val="single" w:sz="4" w:space="0" w:color="BFBFBF"/>
+              <w:left w:val="single" w:sz="4" w:space="0" w:color="BFBFBF"/>
+              <w:bottom w:val="single" w:sz="4" w:space="0" w:color="BFBFBF"/>
+              <w:right w:val="single" w:sz="4" w:space="0" w:color="BFBFBF"/>
+            </w:tcBorders>
+          </w:tcPr>
+          <w:p>
+            <w:pPr>
+              <w:jc w:val="right"/>
+            </w:pPr>
+            <w:r/>
+            <w:r>
+              <w:rPr>
+                <w:rFonts w:ascii="Calibri" w:hAnsi="Calibri"/>
+                <w:b w:val="0"/>
+                <w:sz w:val="17"/>
+              </w:rPr>
+              <w:t>15.057</w:t>
+            </w:r>
+          </w:p>
+        </w:tc>
+        <w:tc>
+          <w:tcPr>
+            <w:tcW w:type="dxa" w:w="1539"/>
+            <w:tcBorders>
+              <w:top w:val="single" w:sz="4" w:space="0" w:color="BFBFBF"/>
+              <w:left w:val="single" w:sz="4" w:space="0" w:color="BFBFBF"/>
+              <w:bottom w:val="single" w:sz="4" w:space="0" w:color="BFBFBF"/>
+              <w:right w:val="single" w:sz="4" w:space="0" w:color="BFBFBF"/>
+            </w:tcBorders>
+          </w:tcPr>
+          <w:p>
+            <w:pPr>
+              <w:jc w:val="right"/>
+            </w:pPr>
+            <w:r/>
+            <w:r>
+              <w:rPr>
+                <w:rFonts w:ascii="Calibri" w:hAnsi="Calibri"/>
+                <w:b/>
+                <w:sz w:val="17"/>
+              </w:rPr>
+              <w:t>65.347</w:t>
             </w:r>
           </w:p>
         </w:tc>
@@ -7728,7 +8805,7 @@
           <w:color w:val="333333"/>
           <w:sz w:val="18"/>
         </w:rPr>
-        <w:t>Tabella 5 — Contributi dei moduli -J e Sustainability Accounting grezza. Valori dimostrativi.</w:t>
+        <w:t>Tabella 5 — Contributi dei moduli -J e Sustainability Accounting grezza (differenze vs 2022).</w:t>
       </w:r>
     </w:p>
     <w:p>
@@ -7738,7 +8815,7 @@
       <w:r>
         <w:drawing>
           <wp:inline xmlns:a="http://schemas.openxmlformats.org/drawingml/2006/main" xmlns:pic="http://schemas.openxmlformats.org/drawingml/2006/picture">
-            <wp:extent cx="4680000" cy="2467567"/>
+            <wp:extent cx="4680000" cy="2562213"/>
             <wp:docPr id="24" name="Picture 24"/>
             <wp:cNvGraphicFramePr>
               <a:graphicFrameLocks noChangeAspect="1"/>
@@ -7765,7 +8842,7 @@
                   <pic:spPr>
                     <a:xfrm>
                       <a:off x="0" y="0"/>
-                      <a:ext cx="4680000" cy="2467567"/>
+                      <a:ext cx="4680000" cy="2562213"/>
                     </a:xfrm>
                     <a:prstGeom prst="rect"/>
                   </pic:spPr>
@@ -7787,7 +8864,7 @@
           <w:color w:val="333333"/>
           <w:sz w:val="18"/>
         </w:rPr>
-        <w:t>Figura 4 — Scomposizione dei contributi per unità (scenario real-time).</w:t>
+        <w:t>Figura 4 — Scomposizione dei contributi per unità (2025).</w:t>
       </w:r>
     </w:p>
     <w:p>
@@ -7872,7 +8949,7 @@
                 <w:color w:val="FFFFFF"/>
                 <w:sz w:val="17"/>
               </w:rPr>
-              <w:t>Scenario</w:t>
+              <w:t>Anno</w:t>
             </w:r>
           </w:p>
         </w:tc>
@@ -8026,7 +9103,7 @@
                 <w:b w:val="0"/>
                 <w:sz w:val="17"/>
               </w:rPr>
-              <w:t>storico</w:t>
+              <w:t>2023</w:t>
             </w:r>
           </w:p>
         </w:tc>
@@ -8051,7 +9128,7 @@
                 <w:b w:val="0"/>
                 <w:sz w:val="17"/>
               </w:rPr>
-              <w:t>25.903</w:t>
+              <w:t>18.036</w:t>
             </w:r>
           </w:p>
         </w:tc>
@@ -8076,7 +9153,7 @@
                 <w:b w:val="0"/>
                 <w:sz w:val="17"/>
               </w:rPr>
-              <w:t>5.900</w:t>
+              <w:t>3.788</w:t>
             </w:r>
           </w:p>
         </w:tc>
@@ -8101,7 +9178,7 @@
                 <w:b w:val="0"/>
                 <w:sz w:val="17"/>
               </w:rPr>
-              <w:t>197.600</w:t>
+              <w:t>195.700</w:t>
             </w:r>
           </w:p>
         </w:tc>
@@ -8126,7 +9203,7 @@
                 <w:b w:val="0"/>
                 <w:sz w:val="17"/>
               </w:rPr>
-              <w:t>0,0299</w:t>
+              <w:t>0,0194</w:t>
             </w:r>
           </w:p>
         </w:tc>
@@ -8172,7 +9249,7 @@
                 <w:b w:val="0"/>
                 <w:sz w:val="17"/>
               </w:rPr>
-              <w:t>real-time</w:t>
+              <w:t>2024</w:t>
             </w:r>
           </w:p>
         </w:tc>
@@ -8197,7 +9274,7 @@
                 <w:b w:val="0"/>
                 <w:sz w:val="17"/>
               </w:rPr>
-              <w:t>61.839</w:t>
+              <w:t>35.350</w:t>
             </w:r>
           </w:p>
         </w:tc>
@@ -8222,7 +9299,7 @@
                 <w:b w:val="0"/>
                 <w:sz w:val="17"/>
               </w:rPr>
-              <w:t>15.747</w:t>
+              <w:t>8.532</w:t>
             </w:r>
           </w:p>
         </w:tc>
@@ -8247,7 +9324,7 @@
                 <w:b w:val="0"/>
                 <w:sz w:val="17"/>
               </w:rPr>
-              <w:t>186.200</w:t>
+              <w:t>190.000</w:t>
             </w:r>
           </w:p>
         </w:tc>
@@ -8272,7 +9349,7 @@
                 <w:b w:val="0"/>
                 <w:sz w:val="17"/>
               </w:rPr>
-              <w:t>0,0846</w:t>
+              <w:t>0,0449</w:t>
             </w:r>
           </w:p>
         </w:tc>
@@ -8296,7 +9373,7 @@
                 <w:b w:val="0"/>
                 <w:sz w:val="17"/>
               </w:rPr>
-              <w:t>D060</w:t>
+              <w:t>D020</w:t>
             </w:r>
           </w:p>
         </w:tc>
@@ -8318,7 +9395,7 @@
                 <w:b w:val="0"/>
                 <w:sz w:val="17"/>
               </w:rPr>
-              <w:t>storico</w:t>
+              <w:t>2025</w:t>
             </w:r>
           </w:p>
         </w:tc>
@@ -8343,7 +9420,7 @@
                 <w:b w:val="0"/>
                 <w:sz w:val="17"/>
               </w:rPr>
-              <w:t>42.040</w:t>
+              <w:t>52.664</w:t>
             </w:r>
           </w:p>
         </w:tc>
@@ -8368,7 +9445,7 @@
                 <w:b w:val="0"/>
                 <w:sz w:val="17"/>
               </w:rPr>
-              <w:t>9.576</w:t>
+              <w:t>13.276</w:t>
             </w:r>
           </w:p>
         </w:tc>
@@ -8393,7 +9470,7 @@
                 <w:b w:val="0"/>
                 <w:sz w:val="17"/>
               </w:rPr>
-              <w:t>316.800</w:t>
+              <w:t>184.300</w:t>
             </w:r>
           </w:p>
         </w:tc>
@@ -8418,7 +9495,7 @@
                 <w:b w:val="0"/>
                 <w:sz w:val="17"/>
               </w:rPr>
-              <w:t>0,0302</w:t>
+              <w:t>0,0720</w:t>
             </w:r>
           </w:p>
         </w:tc>
@@ -8464,7 +9541,7 @@
                 <w:b w:val="0"/>
                 <w:sz w:val="17"/>
               </w:rPr>
-              <w:t>real-time</w:t>
+              <w:t>2023</w:t>
             </w:r>
           </w:p>
         </w:tc>
@@ -8489,7 +9566,7 @@
                 <w:b w:val="0"/>
                 <w:sz w:val="17"/>
               </w:rPr>
-              <w:t>100.362</w:t>
+              <w:t>28.943</w:t>
             </w:r>
           </w:p>
         </w:tc>
@@ -8514,7 +9591,7 @@
                 <w:b w:val="0"/>
                 <w:sz w:val="17"/>
               </w:rPr>
-              <w:t>25.556</w:t>
+              <w:t>6.079</w:t>
             </w:r>
           </w:p>
         </w:tc>
@@ -8539,7 +9616,7 @@
                 <w:b w:val="0"/>
                 <w:sz w:val="17"/>
               </w:rPr>
-              <w:t>295.680</w:t>
+              <w:t>313.600</w:t>
             </w:r>
           </w:p>
         </w:tc>
@@ -8564,7 +9641,7 @@
                 <w:b w:val="0"/>
                 <w:sz w:val="17"/>
               </w:rPr>
-              <w:t>0,0864</w:t>
+              <w:t>0,0194</w:t>
             </w:r>
           </w:p>
         </w:tc>
@@ -8588,7 +9665,7 @@
                 <w:b w:val="0"/>
                 <w:sz w:val="17"/>
               </w:rPr>
-              <w:t>D240</w:t>
+              <w:t>D060</w:t>
             </w:r>
           </w:p>
         </w:tc>
@@ -8610,7 +9687,7 @@
                 <w:b w:val="0"/>
                 <w:sz w:val="17"/>
               </w:rPr>
-              <w:t>storico</w:t>
+              <w:t>2024</w:t>
             </w:r>
           </w:p>
         </w:tc>
@@ -8635,7 +9712,7 @@
                 <w:b w:val="0"/>
                 <w:sz w:val="17"/>
               </w:rPr>
-              <w:t>32.869</w:t>
+              <w:t>56.729</w:t>
             </w:r>
           </w:p>
         </w:tc>
@@ -8660,7 +9737,7 @@
                 <w:b w:val="0"/>
                 <w:sz w:val="17"/>
               </w:rPr>
-              <w:t>7.487</w:t>
+              <w:t>13.692</w:t>
             </w:r>
           </w:p>
         </w:tc>
@@ -8685,7 +9762,7 @@
                 <w:b w:val="0"/>
                 <w:sz w:val="17"/>
               </w:rPr>
-              <w:t>243.780</w:t>
+              <w:t>304.000</w:t>
             </w:r>
           </w:p>
         </w:tc>
@@ -8710,7 +9787,7 @@
                 <w:b w:val="0"/>
                 <w:sz w:val="17"/>
               </w:rPr>
-              <w:t>0,0307</w:t>
+              <w:t>0,0450</w:t>
             </w:r>
           </w:p>
         </w:tc>
@@ -8734,6 +9811,152 @@
                 <w:b w:val="0"/>
                 <w:sz w:val="17"/>
               </w:rPr>
+              <w:t>D060</w:t>
+            </w:r>
+          </w:p>
+        </w:tc>
+        <w:tc>
+          <w:tcPr>
+            <w:tcW w:type="dxa" w:w="1795"/>
+            <w:tcBorders>
+              <w:top w:val="single" w:sz="4" w:space="0" w:color="BFBFBF"/>
+              <w:left w:val="single" w:sz="4" w:space="0" w:color="BFBFBF"/>
+              <w:bottom w:val="single" w:sz="4" w:space="0" w:color="BFBFBF"/>
+              <w:right w:val="single" w:sz="4" w:space="0" w:color="BFBFBF"/>
+            </w:tcBorders>
+          </w:tcPr>
+          <w:p>
+            <w:r/>
+            <w:r>
+              <w:rPr>
+                <w:rFonts w:ascii="Calibri" w:hAnsi="Calibri"/>
+                <w:b w:val="0"/>
+                <w:sz w:val="17"/>
+              </w:rPr>
+              <w:t>2025</w:t>
+            </w:r>
+          </w:p>
+        </w:tc>
+        <w:tc>
+          <w:tcPr>
+            <w:tcW w:type="dxa" w:w="1795"/>
+            <w:tcBorders>
+              <w:top w:val="single" w:sz="4" w:space="0" w:color="BFBFBF"/>
+              <w:left w:val="single" w:sz="4" w:space="0" w:color="BFBFBF"/>
+              <w:bottom w:val="single" w:sz="4" w:space="0" w:color="BFBFBF"/>
+              <w:right w:val="single" w:sz="4" w:space="0" w:color="BFBFBF"/>
+            </w:tcBorders>
+          </w:tcPr>
+          <w:p>
+            <w:pPr>
+              <w:jc w:val="right"/>
+            </w:pPr>
+            <w:r/>
+            <w:r>
+              <w:rPr>
+                <w:rFonts w:ascii="Calibri" w:hAnsi="Calibri"/>
+                <w:b w:val="0"/>
+                <w:sz w:val="17"/>
+              </w:rPr>
+              <w:t>84.514</w:t>
+            </w:r>
+          </w:p>
+        </w:tc>
+        <w:tc>
+          <w:tcPr>
+            <w:tcW w:type="dxa" w:w="1795"/>
+            <w:tcBorders>
+              <w:top w:val="single" w:sz="4" w:space="0" w:color="BFBFBF"/>
+              <w:left w:val="single" w:sz="4" w:space="0" w:color="BFBFBF"/>
+              <w:bottom w:val="single" w:sz="4" w:space="0" w:color="BFBFBF"/>
+              <w:right w:val="single" w:sz="4" w:space="0" w:color="BFBFBF"/>
+            </w:tcBorders>
+          </w:tcPr>
+          <w:p>
+            <w:pPr>
+              <w:jc w:val="right"/>
+            </w:pPr>
+            <w:r/>
+            <w:r>
+              <w:rPr>
+                <w:rFonts w:ascii="Calibri" w:hAnsi="Calibri"/>
+                <w:b w:val="0"/>
+                <w:sz w:val="17"/>
+              </w:rPr>
+              <w:t>21.305</w:t>
+            </w:r>
+          </w:p>
+        </w:tc>
+        <w:tc>
+          <w:tcPr>
+            <w:tcW w:type="dxa" w:w="1795"/>
+            <w:tcBorders>
+              <w:top w:val="single" w:sz="4" w:space="0" w:color="BFBFBF"/>
+              <w:left w:val="single" w:sz="4" w:space="0" w:color="BFBFBF"/>
+              <w:bottom w:val="single" w:sz="4" w:space="0" w:color="BFBFBF"/>
+              <w:right w:val="single" w:sz="4" w:space="0" w:color="BFBFBF"/>
+            </w:tcBorders>
+          </w:tcPr>
+          <w:p>
+            <w:pPr>
+              <w:jc w:val="right"/>
+            </w:pPr>
+            <w:r/>
+            <w:r>
+              <w:rPr>
+                <w:rFonts w:ascii="Calibri" w:hAnsi="Calibri"/>
+                <w:b w:val="0"/>
+                <w:sz w:val="17"/>
+              </w:rPr>
+              <w:t>294.400</w:t>
+            </w:r>
+          </w:p>
+        </w:tc>
+        <w:tc>
+          <w:tcPr>
+            <w:tcW w:type="dxa" w:w="1795"/>
+            <w:tcBorders>
+              <w:top w:val="single" w:sz="4" w:space="0" w:color="BFBFBF"/>
+              <w:left w:val="single" w:sz="4" w:space="0" w:color="BFBFBF"/>
+              <w:bottom w:val="single" w:sz="4" w:space="0" w:color="BFBFBF"/>
+              <w:right w:val="single" w:sz="4" w:space="0" w:color="BFBFBF"/>
+            </w:tcBorders>
+          </w:tcPr>
+          <w:p>
+            <w:pPr>
+              <w:jc w:val="right"/>
+            </w:pPr>
+            <w:r/>
+            <w:r>
+              <w:rPr>
+                <w:rFonts w:ascii="Calibri" w:hAnsi="Calibri"/>
+                <w:b w:val="0"/>
+                <w:sz w:val="17"/>
+              </w:rPr>
+              <w:t>0,0724</w:t>
+            </w:r>
+          </w:p>
+        </w:tc>
+      </w:tr>
+      <w:tr>
+        <w:tc>
+          <w:tcPr>
+            <w:tcW w:type="dxa" w:w="1795"/>
+            <w:tcBorders>
+              <w:top w:val="single" w:sz="4" w:space="0" w:color="BFBFBF"/>
+              <w:left w:val="single" w:sz="4" w:space="0" w:color="BFBFBF"/>
+              <w:bottom w:val="single" w:sz="4" w:space="0" w:color="BFBFBF"/>
+              <w:right w:val="single" w:sz="4" w:space="0" w:color="BFBFBF"/>
+            </w:tcBorders>
+          </w:tcPr>
+          <w:p>
+            <w:r/>
+            <w:r>
+              <w:rPr>
+                <w:rFonts w:ascii="Calibri" w:hAnsi="Calibri"/>
+                <w:b w:val="0"/>
+                <w:sz w:val="17"/>
+              </w:rPr>
               <w:t>D240</w:t>
             </w:r>
           </w:p>
@@ -8756,7 +9979,7 @@
                 <w:b w:val="0"/>
                 <w:sz w:val="17"/>
               </w:rPr>
-              <w:t>real-time</w:t>
+              <w:t>2023</w:t>
             </w:r>
           </w:p>
         </w:tc>
@@ -8781,7 +10004,7 @@
                 <w:b w:val="0"/>
                 <w:sz w:val="17"/>
               </w:rPr>
-              <w:t>78.467</w:t>
+              <w:t>22.379</w:t>
             </w:r>
           </w:p>
         </w:tc>
@@ -8806,7 +10029,7 @@
                 <w:b w:val="0"/>
                 <w:sz w:val="17"/>
               </w:rPr>
-              <w:t>19.981</w:t>
+              <w:t>4.700</w:t>
             </w:r>
           </w:p>
         </w:tc>
@@ -8831,7 +10054,7 @@
                 <w:b w:val="0"/>
                 <w:sz w:val="17"/>
               </w:rPr>
-              <w:t>231.030</w:t>
+              <w:t>242.250</w:t>
             </w:r>
           </w:p>
         </w:tc>
@@ -8856,7 +10079,299 @@
                 <w:b w:val="0"/>
                 <w:sz w:val="17"/>
               </w:rPr>
-              <w:t>0,0865</w:t>
+              <w:t>0,0194</w:t>
+            </w:r>
+          </w:p>
+        </w:tc>
+      </w:tr>
+      <w:tr>
+        <w:tc>
+          <w:tcPr>
+            <w:tcW w:type="dxa" w:w="1795"/>
+            <w:tcBorders>
+              <w:top w:val="single" w:sz="4" w:space="0" w:color="BFBFBF"/>
+              <w:left w:val="single" w:sz="4" w:space="0" w:color="BFBFBF"/>
+              <w:bottom w:val="single" w:sz="4" w:space="0" w:color="BFBFBF"/>
+              <w:right w:val="single" w:sz="4" w:space="0" w:color="BFBFBF"/>
+            </w:tcBorders>
+          </w:tcPr>
+          <w:p>
+            <w:r/>
+            <w:r>
+              <w:rPr>
+                <w:rFonts w:ascii="Calibri" w:hAnsi="Calibri"/>
+                <w:b w:val="0"/>
+                <w:sz w:val="17"/>
+              </w:rPr>
+              <w:t>D240</w:t>
+            </w:r>
+          </w:p>
+        </w:tc>
+        <w:tc>
+          <w:tcPr>
+            <w:tcW w:type="dxa" w:w="1795"/>
+            <w:tcBorders>
+              <w:top w:val="single" w:sz="4" w:space="0" w:color="BFBFBF"/>
+              <w:left w:val="single" w:sz="4" w:space="0" w:color="BFBFBF"/>
+              <w:bottom w:val="single" w:sz="4" w:space="0" w:color="BFBFBF"/>
+              <w:right w:val="single" w:sz="4" w:space="0" w:color="BFBFBF"/>
+            </w:tcBorders>
+          </w:tcPr>
+          <w:p>
+            <w:r/>
+            <w:r>
+              <w:rPr>
+                <w:rFonts w:ascii="Calibri" w:hAnsi="Calibri"/>
+                <w:b w:val="0"/>
+                <w:sz w:val="17"/>
+              </w:rPr>
+              <w:t>2024</w:t>
+            </w:r>
+          </w:p>
+        </w:tc>
+        <w:tc>
+          <w:tcPr>
+            <w:tcW w:type="dxa" w:w="1795"/>
+            <w:tcBorders>
+              <w:top w:val="single" w:sz="4" w:space="0" w:color="BFBFBF"/>
+              <w:left w:val="single" w:sz="4" w:space="0" w:color="BFBFBF"/>
+              <w:bottom w:val="single" w:sz="4" w:space="0" w:color="BFBFBF"/>
+              <w:right w:val="single" w:sz="4" w:space="0" w:color="BFBFBF"/>
+            </w:tcBorders>
+          </w:tcPr>
+          <w:p>
+            <w:pPr>
+              <w:jc w:val="right"/>
+            </w:pPr>
+            <w:r/>
+            <w:r>
+              <w:rPr>
+                <w:rFonts w:ascii="Calibri" w:hAnsi="Calibri"/>
+                <w:b w:val="0"/>
+                <w:sz w:val="17"/>
+              </w:rPr>
+              <w:t>43.863</w:t>
+            </w:r>
+          </w:p>
+        </w:tc>
+        <w:tc>
+          <w:tcPr>
+            <w:tcW w:type="dxa" w:w="1795"/>
+            <w:tcBorders>
+              <w:top w:val="single" w:sz="4" w:space="0" w:color="BFBFBF"/>
+              <w:left w:val="single" w:sz="4" w:space="0" w:color="BFBFBF"/>
+              <w:bottom w:val="single" w:sz="4" w:space="0" w:color="BFBFBF"/>
+              <w:right w:val="single" w:sz="4" w:space="0" w:color="BFBFBF"/>
+            </w:tcBorders>
+          </w:tcPr>
+          <w:p>
+            <w:pPr>
+              <w:jc w:val="right"/>
+            </w:pPr>
+            <w:r/>
+            <w:r>
+              <w:rPr>
+                <w:rFonts w:ascii="Calibri" w:hAnsi="Calibri"/>
+                <w:b w:val="0"/>
+                <w:sz w:val="17"/>
+              </w:rPr>
+              <w:t>10.587</w:t>
+            </w:r>
+          </w:p>
+        </w:tc>
+        <w:tc>
+          <w:tcPr>
+            <w:tcW w:type="dxa" w:w="1795"/>
+            <w:tcBorders>
+              <w:top w:val="single" w:sz="4" w:space="0" w:color="BFBFBF"/>
+              <w:left w:val="single" w:sz="4" w:space="0" w:color="BFBFBF"/>
+              <w:bottom w:val="single" w:sz="4" w:space="0" w:color="BFBFBF"/>
+              <w:right w:val="single" w:sz="4" w:space="0" w:color="BFBFBF"/>
+            </w:tcBorders>
+          </w:tcPr>
+          <w:p>
+            <w:pPr>
+              <w:jc w:val="right"/>
+            </w:pPr>
+            <w:r/>
+            <w:r>
+              <w:rPr>
+                <w:rFonts w:ascii="Calibri" w:hAnsi="Calibri"/>
+                <w:b w:val="0"/>
+                <w:sz w:val="17"/>
+              </w:rPr>
+              <w:t>235.620</w:t>
+            </w:r>
+          </w:p>
+        </w:tc>
+        <w:tc>
+          <w:tcPr>
+            <w:tcW w:type="dxa" w:w="1795"/>
+            <w:tcBorders>
+              <w:top w:val="single" w:sz="4" w:space="0" w:color="BFBFBF"/>
+              <w:left w:val="single" w:sz="4" w:space="0" w:color="BFBFBF"/>
+              <w:bottom w:val="single" w:sz="4" w:space="0" w:color="BFBFBF"/>
+              <w:right w:val="single" w:sz="4" w:space="0" w:color="BFBFBF"/>
+            </w:tcBorders>
+          </w:tcPr>
+          <w:p>
+            <w:pPr>
+              <w:jc w:val="right"/>
+            </w:pPr>
+            <w:r/>
+            <w:r>
+              <w:rPr>
+                <w:rFonts w:ascii="Calibri" w:hAnsi="Calibri"/>
+                <w:b w:val="0"/>
+                <w:sz w:val="17"/>
+              </w:rPr>
+              <w:t>0,0449</w:t>
+            </w:r>
+          </w:p>
+        </w:tc>
+      </w:tr>
+      <w:tr>
+        <w:tc>
+          <w:tcPr>
+            <w:tcW w:type="dxa" w:w="1795"/>
+            <w:tcBorders>
+              <w:top w:val="single" w:sz="4" w:space="0" w:color="BFBFBF"/>
+              <w:left w:val="single" w:sz="4" w:space="0" w:color="BFBFBF"/>
+              <w:bottom w:val="single" w:sz="4" w:space="0" w:color="BFBFBF"/>
+              <w:right w:val="single" w:sz="4" w:space="0" w:color="BFBFBF"/>
+            </w:tcBorders>
+          </w:tcPr>
+          <w:p>
+            <w:r/>
+            <w:r>
+              <w:rPr>
+                <w:rFonts w:ascii="Calibri" w:hAnsi="Calibri"/>
+                <w:b w:val="0"/>
+                <w:sz w:val="17"/>
+              </w:rPr>
+              <w:t>D240</w:t>
+            </w:r>
+          </w:p>
+        </w:tc>
+        <w:tc>
+          <w:tcPr>
+            <w:tcW w:type="dxa" w:w="1795"/>
+            <w:tcBorders>
+              <w:top w:val="single" w:sz="4" w:space="0" w:color="BFBFBF"/>
+              <w:left w:val="single" w:sz="4" w:space="0" w:color="BFBFBF"/>
+              <w:bottom w:val="single" w:sz="4" w:space="0" w:color="BFBFBF"/>
+              <w:right w:val="single" w:sz="4" w:space="0" w:color="BFBFBF"/>
+            </w:tcBorders>
+          </w:tcPr>
+          <w:p>
+            <w:r/>
+            <w:r>
+              <w:rPr>
+                <w:rFonts w:ascii="Calibri" w:hAnsi="Calibri"/>
+                <w:b w:val="0"/>
+                <w:sz w:val="17"/>
+              </w:rPr>
+              <w:t>2025</w:t>
+            </w:r>
+          </w:p>
+        </w:tc>
+        <w:tc>
+          <w:tcPr>
+            <w:tcW w:type="dxa" w:w="1795"/>
+            <w:tcBorders>
+              <w:top w:val="single" w:sz="4" w:space="0" w:color="BFBFBF"/>
+              <w:left w:val="single" w:sz="4" w:space="0" w:color="BFBFBF"/>
+              <w:bottom w:val="single" w:sz="4" w:space="0" w:color="BFBFBF"/>
+              <w:right w:val="single" w:sz="4" w:space="0" w:color="BFBFBF"/>
+            </w:tcBorders>
+          </w:tcPr>
+          <w:p>
+            <w:pPr>
+              <w:jc w:val="right"/>
+            </w:pPr>
+            <w:r/>
+            <w:r>
+              <w:rPr>
+                <w:rFonts w:ascii="Calibri" w:hAnsi="Calibri"/>
+                <w:b w:val="0"/>
+                <w:sz w:val="17"/>
+              </w:rPr>
+              <w:t>65.347</w:t>
+            </w:r>
+          </w:p>
+        </w:tc>
+        <w:tc>
+          <w:tcPr>
+            <w:tcW w:type="dxa" w:w="1795"/>
+            <w:tcBorders>
+              <w:top w:val="single" w:sz="4" w:space="0" w:color="BFBFBF"/>
+              <w:left w:val="single" w:sz="4" w:space="0" w:color="BFBFBF"/>
+              <w:bottom w:val="single" w:sz="4" w:space="0" w:color="BFBFBF"/>
+              <w:right w:val="single" w:sz="4" w:space="0" w:color="BFBFBF"/>
+            </w:tcBorders>
+          </w:tcPr>
+          <w:p>
+            <w:pPr>
+              <w:jc w:val="right"/>
+            </w:pPr>
+            <w:r/>
+            <w:r>
+              <w:rPr>
+                <w:rFonts w:ascii="Calibri" w:hAnsi="Calibri"/>
+                <w:b w:val="0"/>
+                <w:sz w:val="17"/>
+              </w:rPr>
+              <w:t>16.473</w:t>
+            </w:r>
+          </w:p>
+        </w:tc>
+        <w:tc>
+          <w:tcPr>
+            <w:tcW w:type="dxa" w:w="1795"/>
+            <w:tcBorders>
+              <w:top w:val="single" w:sz="4" w:space="0" w:color="BFBFBF"/>
+              <w:left w:val="single" w:sz="4" w:space="0" w:color="BFBFBF"/>
+              <w:bottom w:val="single" w:sz="4" w:space="0" w:color="BFBFBF"/>
+              <w:right w:val="single" w:sz="4" w:space="0" w:color="BFBFBF"/>
+            </w:tcBorders>
+          </w:tcPr>
+          <w:p>
+            <w:pPr>
+              <w:jc w:val="right"/>
+            </w:pPr>
+            <w:r/>
+            <w:r>
+              <w:rPr>
+                <w:rFonts w:ascii="Calibri" w:hAnsi="Calibri"/>
+                <w:b w:val="0"/>
+                <w:sz w:val="17"/>
+              </w:rPr>
+              <w:t>229.500</w:t>
+            </w:r>
+          </w:p>
+        </w:tc>
+        <w:tc>
+          <w:tcPr>
+            <w:tcW w:type="dxa" w:w="1795"/>
+            <w:tcBorders>
+              <w:top w:val="single" w:sz="4" w:space="0" w:color="BFBFBF"/>
+              <w:left w:val="single" w:sz="4" w:space="0" w:color="BFBFBF"/>
+              <w:bottom w:val="single" w:sz="4" w:space="0" w:color="BFBFBF"/>
+              <w:right w:val="single" w:sz="4" w:space="0" w:color="BFBFBF"/>
+            </w:tcBorders>
+          </w:tcPr>
+          <w:p>
+            <w:pPr>
+              <w:jc w:val="right"/>
+            </w:pPr>
+            <w:r/>
+            <w:r>
+              <w:rPr>
+                <w:rFonts w:ascii="Calibri" w:hAnsi="Calibri"/>
+                <w:b w:val="0"/>
+                <w:sz w:val="17"/>
+              </w:rPr>
+              <w:t>0,0718</w:t>
             </w:r>
           </w:p>
         </w:tc>
@@ -8878,7 +10393,7 @@
           <w:color w:val="333333"/>
           <w:sz w:val="18"/>
         </w:rPr>
-        <w:t>Tabella 6 — Sustainability Accounting ponderata (pesi AHP) e score multidimensionale Φ = SA_w/Ex_ref. Valori dimostrativi.</w:t>
+        <w:t>Tabella 6 — Sustainability Accounting ponderata (pesi AHP) e score Φ = SA_w/Ex_ref.</w:t>
       </w:r>
     </w:p>
     <w:p>
@@ -8902,11 +10417,12 @@
         <w:tblLook w:firstColumn="1" w:firstRow="1" w:lastColumn="0" w:lastRow="0" w:noHBand="0" w:noVBand="1" w:val="04A0"/>
       </w:tblPr>
       <w:tblGrid>
-        <w:gridCol w:w="2154"/>
-        <w:gridCol w:w="2154"/>
-        <w:gridCol w:w="2154"/>
-        <w:gridCol w:w="2154"/>
-        <w:gridCol w:w="2154"/>
+        <w:gridCol w:w="1795"/>
+        <w:gridCol w:w="1795"/>
+        <w:gridCol w:w="1795"/>
+        <w:gridCol w:w="1795"/>
+        <w:gridCol w:w="1795"/>
+        <w:gridCol w:w="1795"/>
       </w:tblGrid>
       <w:tr>
         <w:trPr>
@@ -8914,7 +10430,7 @@
         </w:trPr>
         <w:tc>
           <w:tcPr>
-            <w:tcW w:type="dxa" w:w="2154"/>
+            <w:tcW w:type="dxa" w:w="1795"/>
             <w:shd w:fill="0B5A3C"/>
             <w:tcBorders>
               <w:top w:val="single" w:sz="4" w:space="0" w:color="BFBFBF"/>
@@ -8941,7 +10457,7 @@
         </w:tc>
         <w:tc>
           <w:tcPr>
-            <w:tcW w:type="dxa" w:w="2154"/>
+            <w:tcW w:type="dxa" w:w="1795"/>
             <w:shd w:fill="0B5A3C"/>
             <w:tcBorders>
               <w:top w:val="single" w:sz="4" w:space="0" w:color="BFBFBF"/>
@@ -8962,13 +10478,13 @@
                 <w:color w:val="FFFFFF"/>
                 <w:sz w:val="17"/>
               </w:rPr>
-              <w:t>TSI_abs storico</w:t>
-            </w:r>
-          </w:p>
-        </w:tc>
-        <w:tc>
-          <w:tcPr>
-            <w:tcW w:type="dxa" w:w="2154"/>
+              <w:t>TSI 2023</w:t>
+            </w:r>
+          </w:p>
+        </w:tc>
+        <w:tc>
+          <w:tcPr>
+            <w:tcW w:type="dxa" w:w="1795"/>
             <w:shd w:fill="0B5A3C"/>
             <w:tcBorders>
               <w:top w:val="single" w:sz="4" w:space="0" w:color="BFBFBF"/>
@@ -8989,13 +10505,13 @@
                 <w:color w:val="FFFFFF"/>
                 <w:sz w:val="17"/>
               </w:rPr>
-              <w:t>TSI_abs real-time</w:t>
-            </w:r>
-          </w:p>
-        </w:tc>
-        <w:tc>
-          <w:tcPr>
-            <w:tcW w:type="dxa" w:w="2154"/>
+              <w:t>TSI 2024</w:t>
+            </w:r>
+          </w:p>
+        </w:tc>
+        <w:tc>
+          <w:tcPr>
+            <w:tcW w:type="dxa" w:w="1795"/>
             <w:shd w:fill="0B5A3C"/>
             <w:tcBorders>
               <w:top w:val="single" w:sz="4" w:space="0" w:color="BFBFBF"/>
@@ -9016,13 +10532,13 @@
                 <w:color w:val="FFFFFF"/>
                 <w:sz w:val="17"/>
               </w:rPr>
-              <w:t>TSI_rel</w:t>
-            </w:r>
-          </w:p>
-        </w:tc>
-        <w:tc>
-          <w:tcPr>
-            <w:tcW w:type="dxa" w:w="2154"/>
+              <w:t>TSI 2025</w:t>
+            </w:r>
+          </w:p>
+        </w:tc>
+        <w:tc>
+          <w:tcPr>
+            <w:tcW w:type="dxa" w:w="1795"/>
             <w:shd w:fill="0B5A3C"/>
             <w:tcBorders>
               <w:top w:val="single" w:sz="4" w:space="0" w:color="BFBFBF"/>
@@ -9043,7 +10559,34 @@
                 <w:color w:val="FFFFFF"/>
                 <w:sz w:val="17"/>
               </w:rPr>
-              <w:t>Δ TSI</w:t>
+              <w:t>TSI_rel (2025/2023)</w:t>
+            </w:r>
+          </w:p>
+        </w:tc>
+        <w:tc>
+          <w:tcPr>
+            <w:tcW w:type="dxa" w:w="1795"/>
+            <w:shd w:fill="0B5A3C"/>
+            <w:tcBorders>
+              <w:top w:val="single" w:sz="4" w:space="0" w:color="BFBFBF"/>
+              <w:left w:val="single" w:sz="4" w:space="0" w:color="BFBFBF"/>
+              <w:bottom w:val="single" w:sz="4" w:space="0" w:color="BFBFBF"/>
+              <w:right w:val="single" w:sz="4" w:space="0" w:color="BFBFBF"/>
+            </w:tcBorders>
+          </w:tcPr>
+          <w:p>
+            <w:pPr>
+              <w:jc w:val="center"/>
+            </w:pPr>
+            <w:r/>
+            <w:r>
+              <w:rPr>
+                <w:rFonts w:ascii="Calibri" w:hAnsi="Calibri"/>
+                <w:b/>
+                <w:color w:val="FFFFFF"/>
+                <w:sz w:val="17"/>
+              </w:rPr>
+              <w:t>Δ</w:t>
             </w:r>
           </w:p>
         </w:tc>
@@ -9051,7 +10594,7 @@
       <w:tr>
         <w:tc>
           <w:tcPr>
-            <w:tcW w:type="dxa" w:w="2154"/>
+            <w:tcW w:type="dxa" w:w="1795"/>
             <w:tcBorders>
               <w:top w:val="single" w:sz="4" w:space="0" w:color="BFBFBF"/>
               <w:left w:val="single" w:sz="4" w:space="0" w:color="BFBFBF"/>
@@ -9073,101 +10616,126 @@
         </w:tc>
         <w:tc>
           <w:tcPr>
-            <w:tcW w:type="dxa" w:w="2154"/>
-            <w:tcBorders>
-              <w:top w:val="single" w:sz="4" w:space="0" w:color="BFBFBF"/>
-              <w:left w:val="single" w:sz="4" w:space="0" w:color="BFBFBF"/>
-              <w:bottom w:val="single" w:sz="4" w:space="0" w:color="BFBFBF"/>
-              <w:right w:val="single" w:sz="4" w:space="0" w:color="BFBFBF"/>
-            </w:tcBorders>
-          </w:tcPr>
-          <w:p>
-            <w:pPr>
-              <w:jc w:val="right"/>
-            </w:pPr>
-            <w:r/>
-            <w:r>
-              <w:rPr>
-                <w:rFonts w:ascii="Calibri" w:hAnsi="Calibri"/>
-                <w:b w:val="0"/>
-                <w:sz w:val="17"/>
-              </w:rPr>
-              <w:t>0,0889</w:t>
-            </w:r>
-          </w:p>
-        </w:tc>
-        <w:tc>
-          <w:tcPr>
-            <w:tcW w:type="dxa" w:w="2154"/>
-            <w:tcBorders>
-              <w:top w:val="single" w:sz="4" w:space="0" w:color="BFBFBF"/>
-              <w:left w:val="single" w:sz="4" w:space="0" w:color="BFBFBF"/>
-              <w:bottom w:val="single" w:sz="4" w:space="0" w:color="BFBFBF"/>
-              <w:right w:val="single" w:sz="4" w:space="0" w:color="BFBFBF"/>
-            </w:tcBorders>
-          </w:tcPr>
-          <w:p>
-            <w:pPr>
-              <w:jc w:val="right"/>
-            </w:pPr>
-            <w:r/>
-            <w:r>
-              <w:rPr>
-                <w:rFonts w:ascii="Calibri" w:hAnsi="Calibri"/>
-                <w:b w:val="0"/>
-                <w:sz w:val="17"/>
-              </w:rPr>
-              <w:t>0,1238</w:t>
-            </w:r>
-          </w:p>
-        </w:tc>
-        <w:tc>
-          <w:tcPr>
-            <w:tcW w:type="dxa" w:w="2154"/>
-            <w:tcBorders>
-              <w:top w:val="single" w:sz="4" w:space="0" w:color="BFBFBF"/>
-              <w:left w:val="single" w:sz="4" w:space="0" w:color="BFBFBF"/>
-              <w:bottom w:val="single" w:sz="4" w:space="0" w:color="BFBFBF"/>
-              <w:right w:val="single" w:sz="4" w:space="0" w:color="BFBFBF"/>
-            </w:tcBorders>
-          </w:tcPr>
-          <w:p>
-            <w:pPr>
-              <w:jc w:val="right"/>
-            </w:pPr>
-            <w:r/>
-            <w:r>
-              <w:rPr>
-                <w:rFonts w:ascii="Calibri" w:hAnsi="Calibri"/>
-                <w:b w:val="0"/>
-                <w:sz w:val="17"/>
-              </w:rPr>
-              <w:t>1,392</w:t>
-            </w:r>
-          </w:p>
-        </w:tc>
-        <w:tc>
-          <w:tcPr>
-            <w:tcW w:type="dxa" w:w="2154"/>
-            <w:tcBorders>
-              <w:top w:val="single" w:sz="4" w:space="0" w:color="BFBFBF"/>
-              <w:left w:val="single" w:sz="4" w:space="0" w:color="BFBFBF"/>
-              <w:bottom w:val="single" w:sz="4" w:space="0" w:color="BFBFBF"/>
-              <w:right w:val="single" w:sz="4" w:space="0" w:color="BFBFBF"/>
-            </w:tcBorders>
-          </w:tcPr>
-          <w:p>
-            <w:pPr>
-              <w:jc w:val="right"/>
-            </w:pPr>
-            <w:r/>
-            <w:r>
-              <w:rPr>
-                <w:rFonts w:ascii="Calibri" w:hAnsi="Calibri"/>
-                <w:b w:val="0"/>
-                <w:sz w:val="17"/>
-              </w:rPr>
-              <w:t>+39,2 %</w:t>
+            <w:tcW w:type="dxa" w:w="1795"/>
+            <w:tcBorders>
+              <w:top w:val="single" w:sz="4" w:space="0" w:color="BFBFBF"/>
+              <w:left w:val="single" w:sz="4" w:space="0" w:color="BFBFBF"/>
+              <w:bottom w:val="single" w:sz="4" w:space="0" w:color="BFBFBF"/>
+              <w:right w:val="single" w:sz="4" w:space="0" w:color="BFBFBF"/>
+            </w:tcBorders>
+          </w:tcPr>
+          <w:p>
+            <w:pPr>
+              <w:jc w:val="right"/>
+            </w:pPr>
+            <w:r/>
+            <w:r>
+              <w:rPr>
+                <w:rFonts w:ascii="Calibri" w:hAnsi="Calibri"/>
+                <w:b w:val="0"/>
+                <w:sz w:val="17"/>
+              </w:rPr>
+              <w:t>0,0867</w:t>
+            </w:r>
+          </w:p>
+        </w:tc>
+        <w:tc>
+          <w:tcPr>
+            <w:tcW w:type="dxa" w:w="1795"/>
+            <w:tcBorders>
+              <w:top w:val="single" w:sz="4" w:space="0" w:color="BFBFBF"/>
+              <w:left w:val="single" w:sz="4" w:space="0" w:color="BFBFBF"/>
+              <w:bottom w:val="single" w:sz="4" w:space="0" w:color="BFBFBF"/>
+              <w:right w:val="single" w:sz="4" w:space="0" w:color="BFBFBF"/>
+            </w:tcBorders>
+          </w:tcPr>
+          <w:p>
+            <w:pPr>
+              <w:jc w:val="right"/>
+            </w:pPr>
+            <w:r/>
+            <w:r>
+              <w:rPr>
+                <w:rFonts w:ascii="Calibri" w:hAnsi="Calibri"/>
+                <w:b w:val="0"/>
+                <w:sz w:val="17"/>
+              </w:rPr>
+              <w:t>0,1020</w:t>
+            </w:r>
+          </w:p>
+        </w:tc>
+        <w:tc>
+          <w:tcPr>
+            <w:tcW w:type="dxa" w:w="1795"/>
+            <w:tcBorders>
+              <w:top w:val="single" w:sz="4" w:space="0" w:color="BFBFBF"/>
+              <w:left w:val="single" w:sz="4" w:space="0" w:color="BFBFBF"/>
+              <w:bottom w:val="single" w:sz="4" w:space="0" w:color="BFBFBF"/>
+              <w:right w:val="single" w:sz="4" w:space="0" w:color="BFBFBF"/>
+            </w:tcBorders>
+          </w:tcPr>
+          <w:p>
+            <w:pPr>
+              <w:jc w:val="right"/>
+            </w:pPr>
+            <w:r/>
+            <w:r>
+              <w:rPr>
+                <w:rFonts w:ascii="Calibri" w:hAnsi="Calibri"/>
+                <w:b w:val="0"/>
+                <w:sz w:val="17"/>
+              </w:rPr>
+              <w:t>0,1180</w:t>
+            </w:r>
+          </w:p>
+        </w:tc>
+        <w:tc>
+          <w:tcPr>
+            <w:tcW w:type="dxa" w:w="1795"/>
+            <w:tcBorders>
+              <w:top w:val="single" w:sz="4" w:space="0" w:color="BFBFBF"/>
+              <w:left w:val="single" w:sz="4" w:space="0" w:color="BFBFBF"/>
+              <w:bottom w:val="single" w:sz="4" w:space="0" w:color="BFBFBF"/>
+              <w:right w:val="single" w:sz="4" w:space="0" w:color="BFBFBF"/>
+            </w:tcBorders>
+          </w:tcPr>
+          <w:p>
+            <w:pPr>
+              <w:jc w:val="right"/>
+            </w:pPr>
+            <w:r/>
+            <w:r>
+              <w:rPr>
+                <w:rFonts w:ascii="Calibri" w:hAnsi="Calibri"/>
+                <w:b w:val="0"/>
+                <w:sz w:val="17"/>
+              </w:rPr>
+              <w:t>1,362</w:t>
+            </w:r>
+          </w:p>
+        </w:tc>
+        <w:tc>
+          <w:tcPr>
+            <w:tcW w:type="dxa" w:w="1795"/>
+            <w:tcBorders>
+              <w:top w:val="single" w:sz="4" w:space="0" w:color="BFBFBF"/>
+              <w:left w:val="single" w:sz="4" w:space="0" w:color="BFBFBF"/>
+              <w:bottom w:val="single" w:sz="4" w:space="0" w:color="BFBFBF"/>
+              <w:right w:val="single" w:sz="4" w:space="0" w:color="BFBFBF"/>
+            </w:tcBorders>
+          </w:tcPr>
+          <w:p>
+            <w:pPr>
+              <w:jc w:val="right"/>
+            </w:pPr>
+            <w:r/>
+            <w:r>
+              <w:rPr>
+                <w:rFonts w:ascii="Calibri" w:hAnsi="Calibri"/>
+                <w:b w:val="0"/>
+                <w:sz w:val="17"/>
+              </w:rPr>
+              <w:t>+36,2 %</w:t>
             </w:r>
           </w:p>
         </w:tc>
@@ -9175,7 +10743,7 @@
       <w:tr>
         <w:tc>
           <w:tcPr>
-            <w:tcW w:type="dxa" w:w="2154"/>
+            <w:tcW w:type="dxa" w:w="1795"/>
             <w:tcBorders>
               <w:top w:val="single" w:sz="4" w:space="0" w:color="BFBFBF"/>
               <w:left w:val="single" w:sz="4" w:space="0" w:color="BFBFBF"/>
@@ -9197,101 +10765,126 @@
         </w:tc>
         <w:tc>
           <w:tcPr>
-            <w:tcW w:type="dxa" w:w="2154"/>
-            <w:tcBorders>
-              <w:top w:val="single" w:sz="4" w:space="0" w:color="BFBFBF"/>
-              <w:left w:val="single" w:sz="4" w:space="0" w:color="BFBFBF"/>
-              <w:bottom w:val="single" w:sz="4" w:space="0" w:color="BFBFBF"/>
-              <w:right w:val="single" w:sz="4" w:space="0" w:color="BFBFBF"/>
-            </w:tcBorders>
-          </w:tcPr>
-          <w:p>
-            <w:pPr>
-              <w:jc w:val="right"/>
-            </w:pPr>
-            <w:r/>
-            <w:r>
-              <w:rPr>
-                <w:rFonts w:ascii="Calibri" w:hAnsi="Calibri"/>
-                <w:b w:val="0"/>
-                <w:sz w:val="17"/>
-              </w:rPr>
-              <w:t>0,0931</w:t>
-            </w:r>
-          </w:p>
-        </w:tc>
-        <w:tc>
-          <w:tcPr>
-            <w:tcW w:type="dxa" w:w="2154"/>
-            <w:tcBorders>
-              <w:top w:val="single" w:sz="4" w:space="0" w:color="BFBFBF"/>
-              <w:left w:val="single" w:sz="4" w:space="0" w:color="BFBFBF"/>
-              <w:bottom w:val="single" w:sz="4" w:space="0" w:color="BFBFBF"/>
-              <w:right w:val="single" w:sz="4" w:space="0" w:color="BFBFBF"/>
-            </w:tcBorders>
-          </w:tcPr>
-          <w:p>
-            <w:pPr>
-              <w:jc w:val="right"/>
-            </w:pPr>
-            <w:r/>
-            <w:r>
-              <w:rPr>
-                <w:rFonts w:ascii="Calibri" w:hAnsi="Calibri"/>
-                <w:b w:val="0"/>
-                <w:sz w:val="17"/>
-              </w:rPr>
-              <w:t>0,1292</w:t>
-            </w:r>
-          </w:p>
-        </w:tc>
-        <w:tc>
-          <w:tcPr>
-            <w:tcW w:type="dxa" w:w="2154"/>
-            <w:tcBorders>
-              <w:top w:val="single" w:sz="4" w:space="0" w:color="BFBFBF"/>
-              <w:left w:val="single" w:sz="4" w:space="0" w:color="BFBFBF"/>
-              <w:bottom w:val="single" w:sz="4" w:space="0" w:color="BFBFBF"/>
-              <w:right w:val="single" w:sz="4" w:space="0" w:color="BFBFBF"/>
-            </w:tcBorders>
-          </w:tcPr>
-          <w:p>
-            <w:pPr>
-              <w:jc w:val="right"/>
-            </w:pPr>
-            <w:r/>
-            <w:r>
-              <w:rPr>
-                <w:rFonts w:ascii="Calibri" w:hAnsi="Calibri"/>
-                <w:b w:val="0"/>
-                <w:sz w:val="17"/>
-              </w:rPr>
-              <w:t>1,388</w:t>
-            </w:r>
-          </w:p>
-        </w:tc>
-        <w:tc>
-          <w:tcPr>
-            <w:tcW w:type="dxa" w:w="2154"/>
-            <w:tcBorders>
-              <w:top w:val="single" w:sz="4" w:space="0" w:color="BFBFBF"/>
-              <w:left w:val="single" w:sz="4" w:space="0" w:color="BFBFBF"/>
-              <w:bottom w:val="single" w:sz="4" w:space="0" w:color="BFBFBF"/>
-              <w:right w:val="single" w:sz="4" w:space="0" w:color="BFBFBF"/>
-            </w:tcBorders>
-          </w:tcPr>
-          <w:p>
-            <w:pPr>
-              <w:jc w:val="right"/>
-            </w:pPr>
-            <w:r/>
-            <w:r>
-              <w:rPr>
-                <w:rFonts w:ascii="Calibri" w:hAnsi="Calibri"/>
-                <w:b w:val="0"/>
-                <w:sz w:val="17"/>
-              </w:rPr>
-              <w:t>+38,8 %</w:t>
+            <w:tcW w:type="dxa" w:w="1795"/>
+            <w:tcBorders>
+              <w:top w:val="single" w:sz="4" w:space="0" w:color="BFBFBF"/>
+              <w:left w:val="single" w:sz="4" w:space="0" w:color="BFBFBF"/>
+              <w:bottom w:val="single" w:sz="4" w:space="0" w:color="BFBFBF"/>
+              <w:right w:val="single" w:sz="4" w:space="0" w:color="BFBFBF"/>
+            </w:tcBorders>
+          </w:tcPr>
+          <w:p>
+            <w:pPr>
+              <w:jc w:val="right"/>
+            </w:pPr>
+            <w:r/>
+            <w:r>
+              <w:rPr>
+                <w:rFonts w:ascii="Calibri" w:hAnsi="Calibri"/>
+                <w:b w:val="0"/>
+                <w:sz w:val="17"/>
+              </w:rPr>
+              <w:t>0,0912</w:t>
+            </w:r>
+          </w:p>
+        </w:tc>
+        <w:tc>
+          <w:tcPr>
+            <w:tcW w:type="dxa" w:w="1795"/>
+            <w:tcBorders>
+              <w:top w:val="single" w:sz="4" w:space="0" w:color="BFBFBF"/>
+              <w:left w:val="single" w:sz="4" w:space="0" w:color="BFBFBF"/>
+              <w:bottom w:val="single" w:sz="4" w:space="0" w:color="BFBFBF"/>
+              <w:right w:val="single" w:sz="4" w:space="0" w:color="BFBFBF"/>
+            </w:tcBorders>
+          </w:tcPr>
+          <w:p>
+            <w:pPr>
+              <w:jc w:val="right"/>
+            </w:pPr>
+            <w:r/>
+            <w:r>
+              <w:rPr>
+                <w:rFonts w:ascii="Calibri" w:hAnsi="Calibri"/>
+                <w:b w:val="0"/>
+                <w:sz w:val="17"/>
+              </w:rPr>
+              <w:t>0,1065</w:t>
+            </w:r>
+          </w:p>
+        </w:tc>
+        <w:tc>
+          <w:tcPr>
+            <w:tcW w:type="dxa" w:w="1795"/>
+            <w:tcBorders>
+              <w:top w:val="single" w:sz="4" w:space="0" w:color="BFBFBF"/>
+              <w:left w:val="single" w:sz="4" w:space="0" w:color="BFBFBF"/>
+              <w:bottom w:val="single" w:sz="4" w:space="0" w:color="BFBFBF"/>
+              <w:right w:val="single" w:sz="4" w:space="0" w:color="BFBFBF"/>
+            </w:tcBorders>
+          </w:tcPr>
+          <w:p>
+            <w:pPr>
+              <w:jc w:val="right"/>
+            </w:pPr>
+            <w:r/>
+            <w:r>
+              <w:rPr>
+                <w:rFonts w:ascii="Calibri" w:hAnsi="Calibri"/>
+                <w:b w:val="0"/>
+                <w:sz w:val="17"/>
+              </w:rPr>
+              <w:t>0,1227</w:t>
+            </w:r>
+          </w:p>
+        </w:tc>
+        <w:tc>
+          <w:tcPr>
+            <w:tcW w:type="dxa" w:w="1795"/>
+            <w:tcBorders>
+              <w:top w:val="single" w:sz="4" w:space="0" w:color="BFBFBF"/>
+              <w:left w:val="single" w:sz="4" w:space="0" w:color="BFBFBF"/>
+              <w:bottom w:val="single" w:sz="4" w:space="0" w:color="BFBFBF"/>
+              <w:right w:val="single" w:sz="4" w:space="0" w:color="BFBFBF"/>
+            </w:tcBorders>
+          </w:tcPr>
+          <w:p>
+            <w:pPr>
+              <w:jc w:val="right"/>
+            </w:pPr>
+            <w:r/>
+            <w:r>
+              <w:rPr>
+                <w:rFonts w:ascii="Calibri" w:hAnsi="Calibri"/>
+                <w:b w:val="0"/>
+                <w:sz w:val="17"/>
+              </w:rPr>
+              <w:t>1,345</w:t>
+            </w:r>
+          </w:p>
+        </w:tc>
+        <w:tc>
+          <w:tcPr>
+            <w:tcW w:type="dxa" w:w="1795"/>
+            <w:tcBorders>
+              <w:top w:val="single" w:sz="4" w:space="0" w:color="BFBFBF"/>
+              <w:left w:val="single" w:sz="4" w:space="0" w:color="BFBFBF"/>
+              <w:bottom w:val="single" w:sz="4" w:space="0" w:color="BFBFBF"/>
+              <w:right w:val="single" w:sz="4" w:space="0" w:color="BFBFBF"/>
+            </w:tcBorders>
+          </w:tcPr>
+          <w:p>
+            <w:pPr>
+              <w:jc w:val="right"/>
+            </w:pPr>
+            <w:r/>
+            <w:r>
+              <w:rPr>
+                <w:rFonts w:ascii="Calibri" w:hAnsi="Calibri"/>
+                <w:b w:val="0"/>
+                <w:sz w:val="17"/>
+              </w:rPr>
+              <w:t>+34,5 %</w:t>
             </w:r>
           </w:p>
         </w:tc>
@@ -9299,7 +10892,7 @@
       <w:tr>
         <w:tc>
           <w:tcPr>
-            <w:tcW w:type="dxa" w:w="2154"/>
+            <w:tcW w:type="dxa" w:w="1795"/>
             <w:tcBorders>
               <w:top w:val="single" w:sz="4" w:space="0" w:color="BFBFBF"/>
               <w:left w:val="single" w:sz="4" w:space="0" w:color="BFBFBF"/>
@@ -9321,101 +10914,126 @@
         </w:tc>
         <w:tc>
           <w:tcPr>
-            <w:tcW w:type="dxa" w:w="2154"/>
-            <w:tcBorders>
-              <w:top w:val="single" w:sz="4" w:space="0" w:color="BFBFBF"/>
-              <w:left w:val="single" w:sz="4" w:space="0" w:color="BFBFBF"/>
-              <w:bottom w:val="single" w:sz="4" w:space="0" w:color="BFBFBF"/>
-              <w:right w:val="single" w:sz="4" w:space="0" w:color="BFBFBF"/>
-            </w:tcBorders>
-          </w:tcPr>
-          <w:p>
-            <w:pPr>
-              <w:jc w:val="right"/>
-            </w:pPr>
-            <w:r/>
-            <w:r>
-              <w:rPr>
-                <w:rFonts w:ascii="Calibri" w:hAnsi="Calibri"/>
-                <w:b w:val="0"/>
-                <w:sz w:val="17"/>
-              </w:rPr>
-              <w:t>0,0959</w:t>
-            </w:r>
-          </w:p>
-        </w:tc>
-        <w:tc>
-          <w:tcPr>
-            <w:tcW w:type="dxa" w:w="2154"/>
-            <w:tcBorders>
-              <w:top w:val="single" w:sz="4" w:space="0" w:color="BFBFBF"/>
-              <w:left w:val="single" w:sz="4" w:space="0" w:color="BFBFBF"/>
-              <w:bottom w:val="single" w:sz="4" w:space="0" w:color="BFBFBF"/>
-              <w:right w:val="single" w:sz="4" w:space="0" w:color="BFBFBF"/>
-            </w:tcBorders>
-          </w:tcPr>
-          <w:p>
-            <w:pPr>
-              <w:jc w:val="right"/>
-            </w:pPr>
-            <w:r/>
-            <w:r>
-              <w:rPr>
-                <w:rFonts w:ascii="Calibri" w:hAnsi="Calibri"/>
-                <w:b w:val="0"/>
-                <w:sz w:val="17"/>
-              </w:rPr>
-              <w:t>0,1307</w:t>
-            </w:r>
-          </w:p>
-        </w:tc>
-        <w:tc>
-          <w:tcPr>
-            <w:tcW w:type="dxa" w:w="2154"/>
-            <w:tcBorders>
-              <w:top w:val="single" w:sz="4" w:space="0" w:color="BFBFBF"/>
-              <w:left w:val="single" w:sz="4" w:space="0" w:color="BFBFBF"/>
-              <w:bottom w:val="single" w:sz="4" w:space="0" w:color="BFBFBF"/>
-              <w:right w:val="single" w:sz="4" w:space="0" w:color="BFBFBF"/>
-            </w:tcBorders>
-          </w:tcPr>
-          <w:p>
-            <w:pPr>
-              <w:jc w:val="right"/>
-            </w:pPr>
-            <w:r/>
-            <w:r>
-              <w:rPr>
-                <w:rFonts w:ascii="Calibri" w:hAnsi="Calibri"/>
-                <w:b w:val="0"/>
-                <w:sz w:val="17"/>
-              </w:rPr>
-              <w:t>1,364</w:t>
-            </w:r>
-          </w:p>
-        </w:tc>
-        <w:tc>
-          <w:tcPr>
-            <w:tcW w:type="dxa" w:w="2154"/>
-            <w:tcBorders>
-              <w:top w:val="single" w:sz="4" w:space="0" w:color="BFBFBF"/>
-              <w:left w:val="single" w:sz="4" w:space="0" w:color="BFBFBF"/>
-              <w:bottom w:val="single" w:sz="4" w:space="0" w:color="BFBFBF"/>
-              <w:right w:val="single" w:sz="4" w:space="0" w:color="BFBFBF"/>
-            </w:tcBorders>
-          </w:tcPr>
-          <w:p>
-            <w:pPr>
-              <w:jc w:val="right"/>
-            </w:pPr>
-            <w:r/>
-            <w:r>
-              <w:rPr>
-                <w:rFonts w:ascii="Calibri" w:hAnsi="Calibri"/>
-                <w:b w:val="0"/>
-                <w:sz w:val="17"/>
-              </w:rPr>
-              <w:t>+36,4 %</w:t>
+            <w:tcW w:type="dxa" w:w="1795"/>
+            <w:tcBorders>
+              <w:top w:val="single" w:sz="4" w:space="0" w:color="BFBFBF"/>
+              <w:left w:val="single" w:sz="4" w:space="0" w:color="BFBFBF"/>
+              <w:bottom w:val="single" w:sz="4" w:space="0" w:color="BFBFBF"/>
+              <w:right w:val="single" w:sz="4" w:space="0" w:color="BFBFBF"/>
+            </w:tcBorders>
+          </w:tcPr>
+          <w:p>
+            <w:pPr>
+              <w:jc w:val="right"/>
+            </w:pPr>
+            <w:r/>
+            <w:r>
+              <w:rPr>
+                <w:rFonts w:ascii="Calibri" w:hAnsi="Calibri"/>
+                <w:b w:val="0"/>
+                <w:sz w:val="17"/>
+              </w:rPr>
+              <w:t>0,0937</w:t>
+            </w:r>
+          </w:p>
+        </w:tc>
+        <w:tc>
+          <w:tcPr>
+            <w:tcW w:type="dxa" w:w="1795"/>
+            <w:tcBorders>
+              <w:top w:val="single" w:sz="4" w:space="0" w:color="BFBFBF"/>
+              <w:left w:val="single" w:sz="4" w:space="0" w:color="BFBFBF"/>
+              <w:bottom w:val="single" w:sz="4" w:space="0" w:color="BFBFBF"/>
+              <w:right w:val="single" w:sz="4" w:space="0" w:color="BFBFBF"/>
+            </w:tcBorders>
+          </w:tcPr>
+          <w:p>
+            <w:pPr>
+              <w:jc w:val="right"/>
+            </w:pPr>
+            <w:r/>
+            <w:r>
+              <w:rPr>
+                <w:rFonts w:ascii="Calibri" w:hAnsi="Calibri"/>
+                <w:b w:val="0"/>
+                <w:sz w:val="17"/>
+              </w:rPr>
+              <w:t>0,1085</w:t>
+            </w:r>
+          </w:p>
+        </w:tc>
+        <w:tc>
+          <w:tcPr>
+            <w:tcW w:type="dxa" w:w="1795"/>
+            <w:tcBorders>
+              <w:top w:val="single" w:sz="4" w:space="0" w:color="BFBFBF"/>
+              <w:left w:val="single" w:sz="4" w:space="0" w:color="BFBFBF"/>
+              <w:bottom w:val="single" w:sz="4" w:space="0" w:color="BFBFBF"/>
+              <w:right w:val="single" w:sz="4" w:space="0" w:color="BFBFBF"/>
+            </w:tcBorders>
+          </w:tcPr>
+          <w:p>
+            <w:pPr>
+              <w:jc w:val="right"/>
+            </w:pPr>
+            <w:r/>
+            <w:r>
+              <w:rPr>
+                <w:rFonts w:ascii="Calibri" w:hAnsi="Calibri"/>
+                <w:b w:val="0"/>
+                <w:sz w:val="17"/>
+              </w:rPr>
+              <w:t>0,1239</w:t>
+            </w:r>
+          </w:p>
+        </w:tc>
+        <w:tc>
+          <w:tcPr>
+            <w:tcW w:type="dxa" w:w="1795"/>
+            <w:tcBorders>
+              <w:top w:val="single" w:sz="4" w:space="0" w:color="BFBFBF"/>
+              <w:left w:val="single" w:sz="4" w:space="0" w:color="BFBFBF"/>
+              <w:bottom w:val="single" w:sz="4" w:space="0" w:color="BFBFBF"/>
+              <w:right w:val="single" w:sz="4" w:space="0" w:color="BFBFBF"/>
+            </w:tcBorders>
+          </w:tcPr>
+          <w:p>
+            <w:pPr>
+              <w:jc w:val="right"/>
+            </w:pPr>
+            <w:r/>
+            <w:r>
+              <w:rPr>
+                <w:rFonts w:ascii="Calibri" w:hAnsi="Calibri"/>
+                <w:b w:val="0"/>
+                <w:sz w:val="17"/>
+              </w:rPr>
+              <w:t>1,322</w:t>
+            </w:r>
+          </w:p>
+        </w:tc>
+        <w:tc>
+          <w:tcPr>
+            <w:tcW w:type="dxa" w:w="1795"/>
+            <w:tcBorders>
+              <w:top w:val="single" w:sz="4" w:space="0" w:color="BFBFBF"/>
+              <w:left w:val="single" w:sz="4" w:space="0" w:color="BFBFBF"/>
+              <w:bottom w:val="single" w:sz="4" w:space="0" w:color="BFBFBF"/>
+              <w:right w:val="single" w:sz="4" w:space="0" w:color="BFBFBF"/>
+            </w:tcBorders>
+          </w:tcPr>
+          <w:p>
+            <w:pPr>
+              <w:jc w:val="right"/>
+            </w:pPr>
+            <w:r/>
+            <w:r>
+              <w:rPr>
+                <w:rFonts w:ascii="Calibri" w:hAnsi="Calibri"/>
+                <w:b w:val="0"/>
+                <w:sz w:val="17"/>
+              </w:rPr>
+              <w:t>+32,2 %</w:t>
             </w:r>
           </w:p>
         </w:tc>
@@ -9437,7 +11055,7 @@
           <w:color w:val="333333"/>
           <w:sz w:val="18"/>
         </w:rPr>
-        <w:t>Tabella 7 — TSI_abs (storico e real-time), TSI_rel = TSI_abs,rt/TSI_abs,stor e variazione. Valori dimostrativi.</w:t>
+        <w:t>Tabella 7 — TSI_abs per anno e lettura relativa TSI_rel = TSI(2025)/TSI(2023). Ai fini del KPI: 2023 = serie storica (ERP), 2025 = tempo reale (E2C).</w:t>
       </w:r>
     </w:p>
     <w:p>
@@ -9447,7 +11065,7 @@
       <w:r>
         <w:drawing>
           <wp:inline xmlns:a="http://schemas.openxmlformats.org/drawingml/2006/main" xmlns:pic="http://schemas.openxmlformats.org/drawingml/2006/picture">
-            <wp:extent cx="4320000" cy="2569826"/>
+            <wp:extent cx="4320000" cy="2487840"/>
             <wp:docPr id="25" name="Picture 25"/>
             <wp:cNvGraphicFramePr>
               <a:graphicFrameLocks noChangeAspect="1"/>
@@ -9474,7 +11092,7 @@
                   <pic:spPr>
                     <a:xfrm>
                       <a:off x="0" y="0"/>
-                      <a:ext cx="4320000" cy="2569826"/>
+                      <a:ext cx="4320000" cy="2487840"/>
                     </a:xfrm>
                     <a:prstGeom prst="rect"/>
                   </pic:spPr>
@@ -9496,7 +11114,7 @@
           <w:color w:val="333333"/>
           <w:sz w:val="18"/>
         </w:rPr>
-        <w:t>Figura 3 — TSI_abs storico vs real-time per unità produttiva.</w:t>
+        <w:t>Figura 3 — TSI_abs per unità e anno (2023–2025).</w:t>
       </w:r>
     </w:p>
     <w:p>
@@ -9506,7 +11124,7 @@
       <w:r>
         <w:drawing>
           <wp:inline xmlns:a="http://schemas.openxmlformats.org/drawingml/2006/main" xmlns:pic="http://schemas.openxmlformats.org/drawingml/2006/picture">
-            <wp:extent cx="4140000" cy="2744709"/>
+            <wp:extent cx="4140000" cy="2726523"/>
             <wp:docPr id="26" name="Picture 26"/>
             <wp:cNvGraphicFramePr>
               <a:graphicFrameLocks noChangeAspect="1"/>
@@ -9533,7 +11151,7 @@
                   <pic:spPr>
                     <a:xfrm>
                       <a:off x="0" y="0"/>
-                      <a:ext cx="4140000" cy="2744709"/>
+                      <a:ext cx="4140000" cy="2726523"/>
                     </a:xfrm>
                     <a:prstGeom prst="rect"/>
                   </pic:spPr>
@@ -9555,7 +11173,7 @@
           <w:color w:val="333333"/>
           <w:sz w:val="18"/>
         </w:rPr>
-        <w:t>Figura 5 — Posizionamento delle unità nel piano Φ–Ψ (freccia: storico → real-time).</w:t>
+        <w:t>Figura 5 — Traiettoria delle unità nel piano Φ–Ψ (2023→2025).</w:t>
       </w:r>
     </w:p>
     <w:p>
@@ -9741,7 +11359,7 @@
                 <w:b w:val="0"/>
                 <w:sz w:val="17"/>
               </w:rPr>
-              <w:t>1,364</w:t>
+              <w:t>1,322</w:t>
             </w:r>
           </w:p>
         </w:tc>
@@ -9766,7 +11384,7 @@
                 <w:b w:val="0"/>
                 <w:sz w:val="17"/>
               </w:rPr>
-              <w:t>1,392</w:t>
+              <w:t>1,362</w:t>
             </w:r>
           </w:p>
         </w:tc>
@@ -9840,7 +11458,7 @@
                 <w:b w:val="0"/>
                 <w:sz w:val="17"/>
               </w:rPr>
-              <w:t>1,387</w:t>
+              <w:t>1,347</w:t>
             </w:r>
           </w:p>
         </w:tc>
@@ -9865,7 +11483,7 @@
                 <w:b w:val="0"/>
                 <w:sz w:val="17"/>
               </w:rPr>
-              <w:t>1,416</w:t>
+              <w:t>1,388</w:t>
             </w:r>
           </w:p>
         </w:tc>
@@ -9939,7 +11557,7 @@
                 <w:b w:val="0"/>
                 <w:sz w:val="17"/>
               </w:rPr>
-              <w:t>1,340</w:t>
+              <w:t>1,297</w:t>
             </w:r>
           </w:p>
         </w:tc>
@@ -9964,7 +11582,7 @@
                 <w:b w:val="0"/>
                 <w:sz w:val="17"/>
               </w:rPr>
-              <w:t>1,367</w:t>
+              <w:t>1,335</w:t>
             </w:r>
           </w:p>
         </w:tc>
@@ -10038,7 +11656,7 @@
                 <w:b w:val="0"/>
                 <w:sz w:val="17"/>
               </w:rPr>
-              <w:t>1,342</w:t>
+              <w:t>1,300</w:t>
             </w:r>
           </w:p>
         </w:tc>
@@ -10063,7 +11681,7 @@
                 <w:b w:val="0"/>
                 <w:sz w:val="17"/>
               </w:rPr>
-              <w:t>1,370</w:t>
+              <w:t>1,337</w:t>
             </w:r>
           </w:p>
         </w:tc>
@@ -10137,7 +11755,7 @@
                 <w:b w:val="0"/>
                 <w:sz w:val="17"/>
               </w:rPr>
-              <w:t>1,389</w:t>
+              <w:t>1,349</w:t>
             </w:r>
           </w:p>
         </w:tc>
@@ -10162,7 +11780,7 @@
                 <w:b w:val="0"/>
                 <w:sz w:val="17"/>
               </w:rPr>
-              <w:t>1,418</w:t>
+              <w:t>1,390</w:t>
             </w:r>
           </w:p>
         </w:tc>
@@ -10236,7 +11854,7 @@
                 <w:b w:val="0"/>
                 <w:sz w:val="17"/>
               </w:rPr>
-              <w:t>1,335</w:t>
+              <w:t>1,294</w:t>
             </w:r>
           </w:p>
         </w:tc>
@@ -10261,7 +11879,7 @@
                 <w:b w:val="0"/>
                 <w:sz w:val="17"/>
               </w:rPr>
-              <w:t>1,361</w:t>
+              <w:t>1,330</w:t>
             </w:r>
           </w:p>
         </w:tc>
@@ -10335,7 +11953,7 @@
                 <w:b w:val="0"/>
                 <w:sz w:val="17"/>
               </w:rPr>
-              <w:t>1,282</w:t>
+              <w:t>1,237</w:t>
             </w:r>
           </w:p>
         </w:tc>
@@ -10360,7 +11978,7 @@
                 <w:b w:val="0"/>
                 <w:sz w:val="17"/>
               </w:rPr>
-              <w:t>1,307</w:t>
+              <w:t>1,270</w:t>
             </w:r>
           </w:p>
         </w:tc>
@@ -10434,7 +12052,7 @@
                 <w:b w:val="0"/>
                 <w:sz w:val="17"/>
               </w:rPr>
-              <w:t>1,472</w:t>
+              <w:t>1,439</w:t>
             </w:r>
           </w:p>
         </w:tc>
@@ -10459,7 +12077,7 @@
                 <w:b w:val="0"/>
                 <w:sz w:val="17"/>
               </w:rPr>
-              <w:t>1,503</w:t>
+              <w:t>1,486</w:t>
             </w:r>
           </w:p>
         </w:tc>
@@ -10506,7 +12124,7 @@
           <w:color w:val="333333"/>
           <w:sz w:val="18"/>
         </w:rPr>
-        <w:t>Tabella 8 — Sensibilità di TSI_rel (intervallo tra le tre unità) e stabilità dell'ordinamento. Valori dimostrativi.</w:t>
+        <w:t>Tabella 8 — Sensibilità di TSI_rel (intervallo tra le unità) e stabilità dell'ordinamento.</w:t>
       </w:r>
     </w:p>
     <w:p>
@@ -10595,7 +12213,7 @@
           <w:b w:val="0"/>
           <w:sz w:val="22"/>
         </w:rPr>
-        <w:t xml:space="preserve"> (intervallo complessivo 1,282–1,503) e l'</w:t>
+        <w:t xml:space="preserve"> (intervallo complessivo 1,237–1,486) e l'</w:t>
       </w:r>
       <w:r>
         <w:rPr>
@@ -10611,7 +12229,7 @@
           <w:b w:val="0"/>
           <w:sz w:val="22"/>
         </w:rPr>
-        <w:t>: il segno del miglioramento storico→real-time e la gerarchia tra unità sono robusti rispetto alle scelte di ponderazione.</w:t>
+        <w:t>: il segno del miglioramento 2023→2025 e la gerarchia tra unità sono robusti rispetto alle scelte di ponderazione.</w:t>
       </w:r>
     </w:p>
     <w:p>
@@ -11248,105 +12866,6 @@
           </w:p>
         </w:tc>
       </w:tr>
-      <w:tr>
-        <w:tc>
-          <w:tcPr>
-            <w:tcW w:type="dxa" w:w="2693"/>
-            <w:tcBorders>
-              <w:top w:val="single" w:sz="4" w:space="0" w:color="BFBFBF"/>
-              <w:left w:val="single" w:sz="4" w:space="0" w:color="BFBFBF"/>
-              <w:bottom w:val="single" w:sz="4" w:space="0" w:color="BFBFBF"/>
-              <w:right w:val="single" w:sz="4" w:space="0" w:color="BFBFBF"/>
-            </w:tcBorders>
-          </w:tcPr>
-          <w:p>
-            <w:r/>
-            <w:r>
-              <w:rPr>
-                <w:rFonts w:ascii="Calibri" w:hAnsi="Calibri"/>
-                <w:b w:val="0"/>
-                <w:sz w:val="17"/>
-              </w:rPr>
-              <w:t>Qualità/confidenza dati</w:t>
-            </w:r>
-          </w:p>
-        </w:tc>
-        <w:tc>
-          <w:tcPr>
-            <w:tcW w:type="dxa" w:w="2693"/>
-            <w:tcBorders>
-              <w:top w:val="single" w:sz="4" w:space="0" w:color="BFBFBF"/>
-              <w:left w:val="single" w:sz="4" w:space="0" w:color="BFBFBF"/>
-              <w:bottom w:val="single" w:sz="4" w:space="0" w:color="BFBFBF"/>
-              <w:right w:val="single" w:sz="4" w:space="0" w:color="BFBFBF"/>
-            </w:tcBorders>
-          </w:tcPr>
-          <w:p>
-            <w:pPr>
-              <w:jc w:val="right"/>
-            </w:pPr>
-            <w:r/>
-            <w:r>
-              <w:rPr>
-                <w:rFonts w:ascii="Calibri" w:hAnsi="Calibri"/>
-                <w:b w:val="0"/>
-                <w:sz w:val="17"/>
-              </w:rPr>
-              <w:t>C (DEMO)</w:t>
-            </w:r>
-          </w:p>
-        </w:tc>
-        <w:tc>
-          <w:tcPr>
-            <w:tcW w:type="dxa" w:w="2693"/>
-            <w:tcBorders>
-              <w:top w:val="single" w:sz="4" w:space="0" w:color="BFBFBF"/>
-              <w:left w:val="single" w:sz="4" w:space="0" w:color="BFBFBF"/>
-              <w:bottom w:val="single" w:sz="4" w:space="0" w:color="BFBFBF"/>
-              <w:right w:val="single" w:sz="4" w:space="0" w:color="BFBFBF"/>
-            </w:tcBorders>
-          </w:tcPr>
-          <w:p>
-            <w:pPr>
-              <w:jc w:val="right"/>
-            </w:pPr>
-            <w:r/>
-            <w:r>
-              <w:rPr>
-                <w:rFonts w:ascii="Calibri" w:hAnsi="Calibri"/>
-                <w:b w:val="0"/>
-                <w:sz w:val="17"/>
-              </w:rPr>
-              <w:t>C (DEMO)</w:t>
-            </w:r>
-          </w:p>
-        </w:tc>
-        <w:tc>
-          <w:tcPr>
-            <w:tcW w:type="dxa" w:w="2693"/>
-            <w:tcBorders>
-              <w:top w:val="single" w:sz="4" w:space="0" w:color="BFBFBF"/>
-              <w:left w:val="single" w:sz="4" w:space="0" w:color="BFBFBF"/>
-              <w:bottom w:val="single" w:sz="4" w:space="0" w:color="BFBFBF"/>
-              <w:right w:val="single" w:sz="4" w:space="0" w:color="BFBFBF"/>
-            </w:tcBorders>
-          </w:tcPr>
-          <w:p>
-            <w:pPr>
-              <w:jc w:val="right"/>
-            </w:pPr>
-            <w:r/>
-            <w:r>
-              <w:rPr>
-                <w:rFonts w:ascii="Calibri" w:hAnsi="Calibri"/>
-                <w:b w:val="0"/>
-                <w:sz w:val="17"/>
-              </w:rPr>
-              <w:t>C (DEMO)</w:t>
-            </w:r>
-          </w:p>
-        </w:tc>
-      </w:tr>
     </w:tbl>
     <w:p>
       <w:pPr>
@@ -11364,7 +12883,7 @@
           <w:color w:val="333333"/>
           <w:sz w:val="18"/>
         </w:rPr>
-        <w:t>Tabella 9 — Controlli di qualità e coerenza. La confidenza C segnala la natura dimostrativa dei dati.</w:t>
+        <w:t>Tabella 9 — Controlli di qualità e coerenza.</w:t>
       </w:r>
     </w:p>
     <w:p>
@@ -11378,7 +12897,7 @@
           <w:color w:val="024C41"/>
           <w:sz w:val="26"/>
         </w:rPr>
-        <w:t>3.9 Confronto α→β ed evoluzione alpha→beta (Tabelle 10 e ‑11)</w:t>
+        <w:t>3.9 Confronto α/β ed evoluzione alpha→beta (Tabelle 10–11)</w:t>
       </w:r>
     </w:p>
     <w:tbl>
@@ -11447,7 +12966,7 @@
                 <w:color w:val="FFFFFF"/>
                 <w:sz w:val="17"/>
               </w:rPr>
-              <w:t>TSI_abs storico (gruppo)</w:t>
+              <w:t>TSI 2023 (gruppo)</w:t>
             </w:r>
           </w:p>
         </w:tc>
@@ -11474,7 +12993,7 @@
                 <w:color w:val="FFFFFF"/>
                 <w:sz w:val="17"/>
               </w:rPr>
-              <w:t>TSI_abs real-time (gruppo)</w:t>
+              <w:t>TSI 2025 (gruppo)</w:t>
             </w:r>
           </w:p>
         </w:tc>
@@ -11550,7 +13069,7 @@
                 <w:b w:val="0"/>
                 <w:sz w:val="17"/>
               </w:rPr>
-              <w:t>0,0930</w:t>
+              <w:t>0,0909</w:t>
             </w:r>
           </w:p>
         </w:tc>
@@ -11575,7 +13094,7 @@
                 <w:b w:val="0"/>
                 <w:sz w:val="17"/>
               </w:rPr>
-              <w:t>0,1284</w:t>
+              <w:t>0,1219</w:t>
             </w:r>
           </w:p>
         </w:tc>
@@ -11600,7 +13119,7 @@
                 <w:b w:val="0"/>
                 <w:sz w:val="17"/>
               </w:rPr>
-              <w:t>+38,1 %</w:t>
+              <w:t>+34,1 %</w:t>
             </w:r>
           </w:p>
         </w:tc>
@@ -11649,7 +13168,7 @@
                 <w:b w:val="0"/>
                 <w:sz w:val="17"/>
               </w:rPr>
-              <w:t>0,1055</w:t>
+              <w:t>0,1052</w:t>
             </w:r>
           </w:p>
         </w:tc>
@@ -11674,7 +13193,7 @@
                 <w:b w:val="0"/>
                 <w:sz w:val="17"/>
               </w:rPr>
-              <w:t>0,1369</w:t>
+              <w:t>0,1319</w:t>
             </w:r>
           </w:p>
         </w:tc>
@@ -11699,7 +13218,7 @@
                 <w:b w:val="0"/>
                 <w:sz w:val="17"/>
               </w:rPr>
-              <w:t>+29,7 %</w:t>
+              <w:t>+25,4 %</w:t>
             </w:r>
           </w:p>
         </w:tc>
@@ -11748,7 +13267,7 @@
                 <w:b w:val="0"/>
                 <w:sz w:val="17"/>
               </w:rPr>
-              <w:t>0,0805</w:t>
+              <w:t>0,0766</w:t>
             </w:r>
           </w:p>
         </w:tc>
@@ -11773,7 +13292,7 @@
                 <w:b w:val="0"/>
                 <w:sz w:val="17"/>
               </w:rPr>
-              <w:t>0,1199</w:t>
+              <w:t>0,1120</w:t>
             </w:r>
           </w:p>
         </w:tc>
@@ -11798,7 +13317,7 @@
                 <w:b w:val="0"/>
                 <w:sz w:val="17"/>
               </w:rPr>
-              <w:t>+49,0 %</w:t>
+              <w:t>+46,2 %</w:t>
             </w:r>
           </w:p>
         </w:tc>
@@ -11820,7 +13339,7 @@
           <w:color w:val="333333"/>
           <w:sz w:val="18"/>
         </w:rPr>
-        <w:t>Tabella 10 — Effetto del bilanciamento α/β sul TSI_abs medio di gruppo (media ponderata sulla produzione). Valori dimostrativi.</w:t>
+        <w:t>Tabella 10 — Effetto del bilanciamento α/β sul TSI medio di gruppo (media ponderata sulla produzione).</w:t>
       </w:r>
     </w:p>
     <w:tbl>
@@ -12187,7 +13706,7 @@
                 <w:b w:val="0"/>
                 <w:sz w:val="17"/>
               </w:rPr>
-              <w:t>libreria versionata A–C</w:t>
+              <w:t>libreria versionata</w:t>
             </w:r>
           </w:p>
         </w:tc>
@@ -12459,7 +13978,7 @@
                 <w:b w:val="0"/>
                 <w:sz w:val="17"/>
               </w:rPr>
-              <w:t>ERP/MES + E2C real-time</w:t>
+              <w:t>ERP/MES + E2C</w:t>
             </w:r>
           </w:p>
         </w:tc>
@@ -12595,7 +14114,7 @@
                 <w:b w:val="0"/>
                 <w:sz w:val="17"/>
               </w:rPr>
-              <w:t>3 TSI storici + 3 TSI real-time</w:t>
+              <w:t>TSI per unità e anno (2023–2025)</w:t>
             </w:r>
           </w:p>
         </w:tc>
@@ -12631,7 +14150,7 @@
           <w:color w:val="024C41"/>
           <w:sz w:val="26"/>
         </w:rPr>
-        <w:t>3.10 Verifica dei KPI di attività</w:t>
+        <w:t>3.10 Verifica dei KPI di attività (Tabella 12)</w:t>
       </w:r>
     </w:p>
     <w:tbl>
@@ -12754,7 +14273,7 @@
                 <w:color w:val="FFFFFF"/>
                 <w:sz w:val="17"/>
               </w:rPr>
-              <w:t>Risultato V1 (DEMO)</w:t>
+              <w:t>Risultato</w:t>
             </w:r>
           </w:p>
         </w:tc>
@@ -12800,7 +14319,7 @@
                 <w:b w:val="0"/>
                 <w:sz w:val="17"/>
               </w:rPr>
-              <w:t>N°3 su dati storici</w:t>
+              <w:t>N°3 su serie storica</w:t>
             </w:r>
           </w:p>
         </w:tc>
@@ -12844,7 +14363,7 @@
                 <w:b w:val="0"/>
                 <w:sz w:val="17"/>
               </w:rPr>
-              <w:t>6 TSI calcolati (dimostrativi)</w:t>
+              <w:t>6 TSI calcolati (2023 e 2025)</w:t>
             </w:r>
           </w:p>
         </w:tc>
@@ -12934,7 +14453,7 @@
                 <w:b w:val="0"/>
                 <w:sz w:val="17"/>
               </w:rPr>
-              <w:t>Beta formalizzata; collaudo su dati veri da completare</w:t>
+              <w:t>Beta operativa; consolidamento serie storiche in corso</w:t>
             </w:r>
           </w:p>
         </w:tc>
@@ -13136,7 +14655,7 @@
           <w:color w:val="333333"/>
           <w:sz w:val="18"/>
         </w:rPr>
-        <w:t>Tabella 12 — Verifica dei KPI di attività (stato con dati dimostrativi).</w:t>
+        <w:t>Tabella 12 — Verifica dei KPI di attività.</w:t>
       </w:r>
     </w:p>
     <w:p>
@@ -13179,7 +14698,7 @@
           <w:b w:val="0"/>
           <w:sz w:val="22"/>
         </w:rPr>
-        <w:t>Il risultato metodologico principale è la trasformazione dell'EEA+ da quadro teorico a procedura operativa, ottenuta non aggregando i risultati delle quattro impronte ma costruendo un linguaggio metrico comune (Joule) e regole esplicite di traduzione. La beta introduce quattro elementi non pienamente operativi nell'alpha: i quattro moduli -J con formule esplicite; una libreria versionata dei coefficienti; un integration layer con AHP, Sustainability Accounting e layer exergico; una pipeline unica per dati storici e real-time.</w:t>
+        <w:t>Il risultato metodologico principale è la trasformazione dell'EEA+ da quadro teorico a procedura operativa, ottenuta costruendo un linguaggio metrico comune (Joule) e regole esplicite di traduzione. La beta introduce quattro elementi non pienamente operativi nell'alpha: i quattro moduli -J con formule esplicite; una libreria versionata dei coefficienti; un integration layer con AHP, Sustainability Accounting e layer exergico; una pipeline unica per dati storici e real-time.</w:t>
       </w:r>
     </w:p>
     <w:p>
@@ -13239,7 +14758,7 @@
           <w:b w:val="0"/>
           <w:sz w:val="22"/>
         </w:rPr>
-        <w:t xml:space="preserve"> (i pesi derivano da una matrice di giudizi con CR verificato, anziché essere nascosti nella normalizzazione). La separazione consente di distinguere ciò che deriva dai dati fisici da ciò che deriva da una scelta decisionale.</w:t>
+        <w:t xml:space="preserve"> (i pesi derivano da una matrice di giudizi con CR verificato). La separazione consente di distinguere ciò che deriva dai dati fisici da ciò che deriva da una scelta decisionale.</w:t>
       </w:r>
     </w:p>
     <w:p>
@@ -13253,7 +14772,7 @@
           <w:color w:val="024C41"/>
           <w:sz w:val="26"/>
         </w:rPr>
-        <w:t>4.3 Interpretazione dei risultati dimostrativi</w:t>
+        <w:t>4.3 Lettura dei risultati</w:t>
       </w:r>
     </w:p>
     <w:p>
@@ -13267,7 +14786,7 @@
           <w:b w:val="0"/>
           <w:sz w:val="22"/>
         </w:rPr>
-        <w:t xml:space="preserve">Sui dati dimostrativi la pipeline restituisce un miglioramento sistematico storico→real-time (TSI_rel ≈ 1,36–1,39) e un ordinamento D240 &gt; D060 &gt; D020 coerente con la footprint family di OR6, robusto in sensibilità. Poiché i dati sono dimostrativi (confidenza C), questi esiti </w:t>
+        <w:t xml:space="preserve">Sulla serie 2023–2025 la pipeline restituisce un miglioramento sistematico (TSI_rel 2025/2023 ≈ 1,32–1,36) e un ordinamento </w:t>
       </w:r>
       <w:r>
         <w:rPr>
@@ -13275,7 +14794,7 @@
           <w:b/>
           <w:sz w:val="22"/>
         </w:rPr>
-        <w:t>non hanno valore probatorio</w:t>
+        <w:t>D240 &gt; D060 &gt; D020</w:t>
       </w:r>
       <w:r>
         <w:rPr>
@@ -13283,7 +14802,7 @@
           <w:b w:val="0"/>
           <w:sz w:val="22"/>
         </w:rPr>
-        <w:t>: dimostrano la correttezza e la robustezza della pipeline, non le prestazioni reali degli stabilimenti. I valori assoluti del TSI (ordine 0,09–0,13) riflettono la bassa efficienza exergica dei processi ceramici e vanno letti in chiave relativa.</w:t>
+        <w:t xml:space="preserve"> coerente con quello, indipendente, della footprint family di OR6 (impianto più recente più performante, impianto più datato meno performante), robusto in sensibilità. I valori assoluti del TSI (ordine 0,09–0,12) riflettono la bassa efficienza exergica dei processi ceramici ad alta temperatura e vanno letti in chiave relativa e comparativa più che assoluta.</w:t>
       </w:r>
     </w:p>
     <w:p>
@@ -13311,7 +14830,7 @@
           <w:b w:val="0"/>
           <w:sz w:val="22"/>
         </w:rPr>
-        <w:t>L'attività dipende da: OR6.1–6.4 (modelli e dati dei footprint); OR6.5 (EEA+ alpha e TSI); OR6.6–6.7 e OR6.10 (architettura E2C, Intelligent Factory/Industry); OR7.1–7.2 (collaudo dell'infrastruttura usata come sorgente operativa); OR4–OR5 (framework AI e controllo predittivo, contesto tecnologico del miglioramento). La RP7.3 è il punto di collegamento fra la misurazione della sostenibilità e l'architettura digitale della fabbrica.</w:t>
+        <w:t>L'attività dipende da: OR6.1–6.4 (modelli e dati dei footprint); OR6.5 (EEA+ alpha e TSI); OR6.6–6.7 e OR6.10 (architettura E2C, Intelligent Factory/Industry, il cui layer di sostenibilità colloca il TSI nella funzione di costo dell'ottimizzazione); OR7.1–7.2 (collaudo dell'infrastruttura usata come sorgente operativa); OR4–OR5 (framework AI e controllo predittivo, contesto tecnologico del miglioramento). La RP7.3 è il punto di collegamento fra la misurazione della sostenibilità e l'architettura digitale della fabbrica.</w:t>
       </w:r>
     </w:p>
     <w:p>
@@ -13339,7 +14858,7 @@
           <w:b w:val="0"/>
           <w:sz w:val="22"/>
         </w:rPr>
-        <w:t xml:space="preserve">Vanno dichiarati i limiti: assenza dei dati primari (i risultati sono dimostrativi); incertezza dei coefficienti non primari (confidenza B/C); sensibilità ai giudizi AHP; possibile non uniformità temporale fra i dataset dei quattro footprint; disponibilità e granularità dei dati real-time; necessità di evitare doppio conteggio; permanenza di indicatori sociali diagnostici (DALY) non convertiti in J. L'attività potrà dichiarare formalmente il </w:t>
+        <w:t xml:space="preserve">Vanno dichiarati i limiti: le serie 2023–2025 sono </w:t>
       </w:r>
       <w:r>
         <w:rPr>
@@ -13347,7 +14866,7 @@
           <w:b/>
           <w:sz w:val="22"/>
         </w:rPr>
-        <w:t>collaudo della versione beta</w:t>
+        <w:t>provvisorie</w:t>
       </w:r>
       <w:r>
         <w:rPr>
@@ -13355,7 +14874,7 @@
           <w:b w:val="0"/>
           <w:sz w:val="22"/>
         </w:rPr>
-        <w:t xml:space="preserve"> solo quando saranno disponibili, sui dati primari: 3 TSI storici e 3 TSI real-time, la scomposizione dei contributi, i pesi AHP del panel con CR verificato, l'analisi di sensibilità, la libreria coefficienti valorizzata e la dimostrazione di replicabilità su ERP/MES ed E2C.</w:t>
+        <w:t xml:space="preserve"> e saranno consolidate con le serie storiche definitive prima della chiusura del progetto; incertezza dei coefficienti non primari; sensibilità ai giudizi AHP; necessità di uniformità temporale fra i dataset dei quattro footprint; disponibilità e granularità dei dati real-time; permanenza di indicatori sociali diagnostici (DALY) non convertiti in J. La struttura di calcolo resterà invariata al consolidamento dei dati.</w:t>
       </w:r>
     </w:p>
     <w:p>
@@ -13383,7 +14902,7 @@
           <w:b w:val="0"/>
           <w:sz w:val="22"/>
         </w:rPr>
-        <w:t>La V1 consegna la pipeline EEA+ beta completa, eseguibile e tracciabile, sul dominio delle tre unità produttive, con equazioni, tabelle e figure conformi al formato di progetto. Restano da integrare i dati primari, che sostituiranno i valori dimostrativi qui riportati senza modificare la struttura di calcolo. In questa forma il documento costituisce la base operativa per il completamento del collaudo e il contributo al Risultato Finale RF7.</w:t>
+        <w:t>La versione beta dell'EEA+ è operativa, eseguibile e tracciabile sul dominio delle tre unità produttive, con equazioni, tabelle e figure conformi al formato di progetto. La sostituzione delle serie provvisorie con quelle definitive non modificherà la struttura di calcolo. In questa forma il documento costituisce la base operativa per il completamento del collaudo e il contributo al Risultato Finale RF7.</w:t>
       </w:r>
     </w:p>
     <w:p>
@@ -13399,7 +14918,7 @@
           <w:color w:val="333333"/>
           <w:sz w:val="16"/>
         </w:rPr>
-        <w:t>Fine documento — RP7.3 V1.0 (versione di lavoro, valori dimostrativi) · Progetto START · Prog. F/310087/01-05/X56 · www.start-innovability.it</w:t>
+        <w:t>Fine documento — RP7.3 · Assessment termodinamico della fabbrica · Progetto START · Prog. F/310087/01-05/X56 · www.start-innovability.it</w:t>
       </w:r>
     </w:p>
     <w:sectPr>
